--- a/public/assets/files/niestacjonarne/AMM.docx
+++ b/public/assets/files/niestacjonarne/AMM.docx
@@ -523,6 +523,7 @@
                 <w:i w:val="0"/>
                 <w:sz w:val="22"/>
               </w:rPr>
+              <w:t>I</w:t>
             </w:r>
           </w:p>
         </w:tc>
@@ -560,6 +561,7 @@
                 <w:i w:val="0"/>
                 <w:sz w:val="22"/>
               </w:rPr>
+              <w:t>specjalizacyjny</w:t>
             </w:r>
           </w:p>
         </w:tc>

--- a/public/assets/files/niestacjonarne/AMM.docx
+++ b/public/assets/files/niestacjonarne/AMM.docx
@@ -681,12 +681,22 @@
         <w:tblW w:w="5000" w:type="pct"/>
       </w:tblPr>
       <w:tblGrid>
-        <w:gridCol w:w="9972"/>
+        <w:gridCol w:w="997"/>
+        <w:gridCol w:w="997"/>
+        <w:gridCol w:w="997"/>
+        <w:gridCol w:w="997"/>
+        <w:gridCol w:w="997"/>
+        <w:gridCol w:w="997"/>
+        <w:gridCol w:w="997"/>
+        <w:gridCol w:w="997"/>
+        <w:gridCol w:w="997"/>
+        <w:gridCol w:w="997"/>
       </w:tblGrid>
       <w:tr>
         <w:tc>
           <w:tcPr>
-            <w:tcW w:type="dxa" w:w="9972"/>
+            <w:tcW w:type="dxa" w:w="9970"/>
+            <w:gridSpan w:val="10"/>
             <w:shd w:val="clear" w:color="auto" w:fill="D9D9D9"/>
           </w:tcPr>
           <w:p>
@@ -705,31 +715,34 @@
           </w:p>
         </w:tc>
       </w:tr>
-    </w:tbl>
-    <w:tbl>
-      <w:tblPr>
-        <w:tblW w:type="auto" w:w="0"/>
-        <w:tblLook w:firstColumn="1" w:firstRow="1" w:lastColumn="0" w:lastRow="0" w:noHBand="0" w:noVBand="1" w:val="04A0"/>
-        <w:tblBorders>
-          <w:top w:val="single" w:sz="4" w:space="0" w:color="000000"/>
-          <w:left w:val="single" w:sz="4" w:space="0" w:color="000000"/>
-          <w:bottom w:val="single" w:sz="4" w:space="0" w:color="000000"/>
-          <w:right w:val="single" w:sz="4" w:space="0" w:color="000000"/>
-          <w:insideH w:val="single" w:sz="4" w:space="0" w:color="000000"/>
-          <w:insideV w:val="single" w:sz="4" w:space="0" w:color="000000"/>
-        </w:tblBorders>
-        <w:tblW w:w="5000" w:type="pct"/>
-      </w:tblPr>
-      <w:tblGrid>
-        <w:gridCol w:w="2493"/>
-        <w:gridCol w:w="2493"/>
-        <w:gridCol w:w="2493"/>
-        <w:gridCol w:w="2493"/>
-      </w:tblGrid>
       <w:tr>
         <w:tc>
           <w:tcPr>
-            <w:tcW w:type="dxa" w:w="2493"/>
+            <w:tcW w:type="dxa" w:w="9970"/>
+            <w:gridSpan w:val="10"/>
+            <w:shd w:val="clear" w:color="auto" w:fill="D9D9D9"/>
+          </w:tcPr>
+          <w:p>
+            <w:pPr>
+              <w:spacing w:before="20" w:after="20"/>
+            </w:pPr>
+            <w:r>
+              <w:rPr>
+                <w:rFonts w:ascii="Aptos" w:hAnsi="Aptos"/>
+                <w:b w:val="0"/>
+                <w:i w:val="0"/>
+                <w:sz w:val="16"/>
+              </w:rPr>
+              <w:t>Wymiar godzinowy (liczba godzin w semestrze)</w:t>
+            </w:r>
+          </w:p>
+        </w:tc>
+      </w:tr>
+      <w:tr>
+        <w:tc>
+          <w:tcPr>
+            <w:tcW w:type="dxa" w:w="1994"/>
+            <w:gridSpan w:val="2"/>
             <w:shd w:val="clear" w:color="auto" w:fill="D9D9D9"/>
           </w:tcPr>
           <w:p>
@@ -749,7 +762,8 @@
         </w:tc>
         <w:tc>
           <w:tcPr>
-            <w:tcW w:type="dxa" w:w="2493"/>
+            <w:tcW w:type="dxa" w:w="2991"/>
+            <w:gridSpan w:val="3"/>
             <w:shd w:val="clear" w:color="auto" w:fill="D9D9D9"/>
           </w:tcPr>
           <w:p>
@@ -769,7 +783,8 @@
         </w:tc>
         <w:tc>
           <w:tcPr>
-            <w:tcW w:type="dxa" w:w="2493"/>
+            <w:tcW w:type="dxa" w:w="2991"/>
+            <w:gridSpan w:val="3"/>
             <w:shd w:val="clear" w:color="auto" w:fill="D9D9D9"/>
           </w:tcPr>
           <w:p>
@@ -789,7 +804,8 @@
         </w:tc>
         <w:tc>
           <w:tcPr>
-            <w:tcW w:type="dxa" w:w="2493"/>
+            <w:tcW w:type="dxa" w:w="1994"/>
+            <w:gridSpan w:val="2"/>
             <w:shd w:val="clear" w:color="auto" w:fill="D9D9D9"/>
           </w:tcPr>
           <w:p>
@@ -811,7 +827,8 @@
       <w:tr>
         <w:tc>
           <w:tcPr>
-            <w:tcW w:type="dxa" w:w="2493"/>
+            <w:tcW w:type="dxa" w:w="1994"/>
+            <w:gridSpan w:val="2"/>
           </w:tcPr>
           <w:p>
             <w:pPr>
@@ -830,7 +847,8 @@
         </w:tc>
         <w:tc>
           <w:tcPr>
-            <w:tcW w:type="dxa" w:w="2493"/>
+            <w:tcW w:type="dxa" w:w="2991"/>
+            <w:gridSpan w:val="3"/>
           </w:tcPr>
           <w:p>
             <w:pPr>
@@ -849,7 +867,8 @@
         </w:tc>
         <w:tc>
           <w:tcPr>
-            <w:tcW w:type="dxa" w:w="2493"/>
+            <w:tcW w:type="dxa" w:w="2991"/>
+            <w:gridSpan w:val="3"/>
           </w:tcPr>
           <w:p>
             <w:pPr>
@@ -868,7 +887,8 @@
         </w:tc>
         <w:tc>
           <w:tcPr>
-            <w:tcW w:type="dxa" w:w="2493"/>
+            <w:tcW w:type="dxa" w:w="1994"/>
+            <w:gridSpan w:val="2"/>
           </w:tcPr>
           <w:p>
             <w:pPr>
@@ -886,30 +906,34 @@
           </w:p>
         </w:tc>
       </w:tr>
-    </w:tbl>
-    <w:tbl>
-      <w:tblPr>
-        <w:tblW w:type="auto" w:w="0"/>
-        <w:tblLook w:firstColumn="1" w:firstRow="1" w:lastColumn="0" w:lastRow="0" w:noHBand="0" w:noVBand="1" w:val="04A0"/>
-        <w:tblBorders>
-          <w:top w:val="single" w:sz="4" w:space="0" w:color="000000"/>
-          <w:left w:val="single" w:sz="4" w:space="0" w:color="000000"/>
-          <w:bottom w:val="single" w:sz="4" w:space="0" w:color="000000"/>
-          <w:right w:val="single" w:sz="4" w:space="0" w:color="000000"/>
-          <w:insideH w:val="single" w:sz="4" w:space="0" w:color="000000"/>
-          <w:insideV w:val="single" w:sz="4" w:space="0" w:color="000000"/>
-        </w:tblBorders>
-        <w:tblW w:w="5000" w:type="pct"/>
-      </w:tblPr>
-      <w:tblGrid>
-        <w:gridCol w:w="3324"/>
-        <w:gridCol w:w="3324"/>
-        <w:gridCol w:w="3324"/>
-      </w:tblGrid>
       <w:tr>
         <w:tc>
           <w:tcPr>
-            <w:tcW w:type="dxa" w:w="3324"/>
+            <w:tcW w:type="dxa" w:w="9970"/>
+            <w:gridSpan w:val="10"/>
+            <w:shd w:val="clear" w:color="auto" w:fill="D9D9D9"/>
+          </w:tcPr>
+          <w:p>
+            <w:pPr>
+              <w:spacing w:before="20" w:after="20"/>
+            </w:pPr>
+            <w:r>
+              <w:rPr>
+                <w:rFonts w:ascii="Aptos" w:hAnsi="Aptos"/>
+                <w:b/>
+                <w:i w:val="0"/>
+                <w:sz w:val="22"/>
+              </w:rPr>
+              <w:t>Bilans ECTS</w:t>
+            </w:r>
+          </w:p>
+        </w:tc>
+      </w:tr>
+      <w:tr>
+        <w:tc>
+          <w:tcPr>
+            <w:tcW w:type="dxa" w:w="4985"/>
+            <w:gridSpan w:val="5"/>
             <w:shd w:val="clear" w:color="auto" w:fill="D9D9D9"/>
           </w:tcPr>
           <w:p>
@@ -929,7 +953,8 @@
         </w:tc>
         <w:tc>
           <w:tcPr>
-            <w:tcW w:type="dxa" w:w="3324"/>
+            <w:tcW w:type="dxa" w:w="2991"/>
+            <w:gridSpan w:val="3"/>
             <w:shd w:val="clear" w:color="auto" w:fill="D9D9D9"/>
           </w:tcPr>
           <w:p>
@@ -949,7 +974,8 @@
         </w:tc>
         <w:tc>
           <w:tcPr>
-            <w:tcW w:type="dxa" w:w="3324"/>
+            <w:tcW w:type="dxa" w:w="1994"/>
+            <w:gridSpan w:val="2"/>
             <w:shd w:val="clear" w:color="auto" w:fill="D9D9D9"/>
           </w:tcPr>
           <w:p>
@@ -971,7 +997,8 @@
       <w:tr>
         <w:tc>
           <w:tcPr>
-            <w:tcW w:type="dxa" w:w="3324"/>
+            <w:tcW w:type="dxa" w:w="4985"/>
+            <w:gridSpan w:val="5"/>
           </w:tcPr>
           <w:p>
             <w:pPr>
@@ -990,7 +1017,8 @@
         </w:tc>
         <w:tc>
           <w:tcPr>
-            <w:tcW w:type="dxa" w:w="3324"/>
+            <w:tcW w:type="dxa" w:w="2991"/>
+            <w:gridSpan w:val="3"/>
           </w:tcPr>
           <w:p>
             <w:pPr>
@@ -1009,7 +1037,8 @@
         </w:tc>
         <w:tc>
           <w:tcPr>
-            <w:tcW w:type="dxa" w:w="3324"/>
+            <w:tcW w:type="dxa" w:w="1994"/>
+            <w:gridSpan w:val="2"/>
           </w:tcPr>
           <w:p>
             <w:pPr>
@@ -1030,7 +1059,8 @@
       <w:tr>
         <w:tc>
           <w:tcPr>
-            <w:tcW w:type="dxa" w:w="3324"/>
+            <w:tcW w:type="dxa" w:w="4985"/>
+            <w:gridSpan w:val="5"/>
           </w:tcPr>
           <w:p>
             <w:pPr>
@@ -1049,7 +1079,8 @@
         </w:tc>
         <w:tc>
           <w:tcPr>
-            <w:tcW w:type="dxa" w:w="3324"/>
+            <w:tcW w:type="dxa" w:w="2991"/>
+            <w:gridSpan w:val="3"/>
           </w:tcPr>
           <w:p>
             <w:pPr>
@@ -1068,7 +1099,8 @@
         </w:tc>
         <w:tc>
           <w:tcPr>
-            <w:tcW w:type="dxa" w:w="3324"/>
+            <w:tcW w:type="dxa" w:w="1994"/>
+            <w:gridSpan w:val="2"/>
           </w:tcPr>
           <w:p>
             <w:pPr>
@@ -1089,7 +1121,29 @@
       <w:tr>
         <w:tc>
           <w:tcPr>
-            <w:tcW w:type="dxa" w:w="3324"/>
+            <w:tcW w:type="dxa" w:w="4985"/>
+            <w:gridSpan w:val="5"/>
+            <w:shd w:val="clear" w:color="auto" w:fill="D9D9D9"/>
+          </w:tcPr>
+          <w:p>
+            <w:pPr>
+              <w:spacing w:before="20" w:after="20"/>
+            </w:pPr>
+            <w:r>
+              <w:rPr>
+                <w:rFonts w:ascii="Aptos" w:hAnsi="Aptos"/>
+                <w:b/>
+                <w:i w:val="0"/>
+                <w:sz w:val="16"/>
+              </w:rPr>
+              <w:t>Opis samodzielnej pracy studenta</w:t>
+            </w:r>
+          </w:p>
+        </w:tc>
+        <w:tc>
+          <w:tcPr>
+            <w:tcW w:type="dxa" w:w="4985"/>
+            <w:gridSpan w:val="5"/>
           </w:tcPr>
           <w:p>
             <w:pPr>
@@ -1102,45 +1156,6 @@
                 <w:i w:val="0"/>
                 <w:sz w:val="22"/>
               </w:rPr>
-              <w:t>Suma</w:t>
-            </w:r>
-          </w:p>
-        </w:tc>
-        <w:tc>
-          <w:tcPr>
-            <w:tcW w:type="dxa" w:w="3324"/>
-          </w:tcPr>
-          <w:p>
-            <w:pPr>
-              <w:spacing w:before="20" w:after="20"/>
-            </w:pPr>
-            <w:r>
-              <w:rPr>
-                <w:rFonts w:ascii="Aptos" w:hAnsi="Aptos"/>
-                <w:b w:val="0"/>
-                <w:i w:val="0"/>
-                <w:sz w:val="22"/>
-              </w:rPr>
-              <w:t>125</w:t>
-            </w:r>
-          </w:p>
-        </w:tc>
-        <w:tc>
-          <w:tcPr>
-            <w:tcW w:type="dxa" w:w="3324"/>
-          </w:tcPr>
-          <w:p>
-            <w:pPr>
-              <w:spacing w:before="20" w:after="20"/>
-            </w:pPr>
-            <w:r>
-              <w:rPr>
-                <w:rFonts w:ascii="Aptos" w:hAnsi="Aptos"/>
-                <w:b w:val="0"/>
-                <w:i w:val="0"/>
-                <w:sz w:val="22"/>
-              </w:rPr>
-              <w:t>5</w:t>
             </w:r>
           </w:p>
         </w:tc>
@@ -2061,14 +2076,14 @@
         <w:tblW w:w="5000" w:type="pct"/>
       </w:tblPr>
       <w:tblGrid>
-        <w:gridCol w:w="3324"/>
-        <w:gridCol w:w="3324"/>
-        <w:gridCol w:w="3324"/>
+        <w:gridCol w:w="680"/>
+        <w:gridCol w:w="4536"/>
+        <w:gridCol w:w="4252"/>
       </w:tblGrid>
       <w:tr>
         <w:tc>
           <w:tcPr>
-            <w:tcW w:type="dxa" w:w="9972"/>
+            <w:tcW w:type="dxa" w:w="9468"/>
             <w:gridSpan w:val="3"/>
             <w:shd w:val="clear" w:color="auto" w:fill="D9D9D9"/>
           </w:tcPr>
@@ -2091,7 +2106,7 @@
       <w:tr>
         <w:tc>
           <w:tcPr>
-            <w:tcW w:type="dxa" w:w="3324"/>
+            <w:tcW w:type="dxa" w:w="680"/>
             <w:shd w:val="clear" w:color="auto" w:fill="D9D9D9"/>
           </w:tcPr>
           <w:p>
@@ -2111,7 +2126,7 @@
         </w:tc>
         <w:tc>
           <w:tcPr>
-            <w:tcW w:type="dxa" w:w="3324"/>
+            <w:tcW w:type="dxa" w:w="4536"/>
             <w:shd w:val="clear" w:color="auto" w:fill="D9D9D9"/>
           </w:tcPr>
           <w:p>
@@ -2131,7 +2146,7 @@
         </w:tc>
         <w:tc>
           <w:tcPr>
-            <w:tcW w:type="dxa" w:w="3324"/>
+            <w:tcW w:type="dxa" w:w="4252"/>
             <w:shd w:val="clear" w:color="auto" w:fill="D9D9D9"/>
           </w:tcPr>
           <w:p>
@@ -2153,7 +2168,7 @@
       <w:tr>
         <w:tc>
           <w:tcPr>
-            <w:tcW w:type="dxa" w:w="3324"/>
+            <w:tcW w:type="dxa" w:w="680"/>
           </w:tcPr>
           <w:p>
             <w:pPr>
@@ -2172,7 +2187,7 @@
         </w:tc>
         <w:tc>
           <w:tcPr>
-            <w:tcW w:type="dxa" w:w="3324"/>
+            <w:tcW w:type="dxa" w:w="4536"/>
           </w:tcPr>
           <w:p>
             <w:pPr>
@@ -2191,7 +2206,7 @@
         </w:tc>
         <w:tc>
           <w:tcPr>
-            <w:tcW w:type="dxa" w:w="3324"/>
+            <w:tcW w:type="dxa" w:w="4252"/>
           </w:tcPr>
           <w:p>
             <w:pPr>
@@ -2211,7 +2226,7 @@
       <w:tr>
         <w:tc>
           <w:tcPr>
-            <w:tcW w:type="dxa" w:w="3324"/>
+            <w:tcW w:type="dxa" w:w="680"/>
           </w:tcPr>
           <w:p>
             <w:pPr>
@@ -2230,7 +2245,7 @@
         </w:tc>
         <w:tc>
           <w:tcPr>
-            <w:tcW w:type="dxa" w:w="3324"/>
+            <w:tcW w:type="dxa" w:w="4536"/>
           </w:tcPr>
           <w:p>
             <w:pPr>
@@ -2249,7 +2264,7 @@
         </w:tc>
         <w:tc>
           <w:tcPr>
-            <w:tcW w:type="dxa" w:w="3324"/>
+            <w:tcW w:type="dxa" w:w="4252"/>
           </w:tcPr>
           <w:p>
             <w:pPr>
@@ -2269,7 +2284,7 @@
       <w:tr>
         <w:tc>
           <w:tcPr>
-            <w:tcW w:type="dxa" w:w="3324"/>
+            <w:tcW w:type="dxa" w:w="680"/>
           </w:tcPr>
           <w:p>
             <w:pPr>
@@ -2288,7 +2303,7 @@
         </w:tc>
         <w:tc>
           <w:tcPr>
-            <w:tcW w:type="dxa" w:w="3324"/>
+            <w:tcW w:type="dxa" w:w="4536"/>
           </w:tcPr>
           <w:p>
             <w:pPr>
@@ -2307,7 +2322,7 @@
         </w:tc>
         <w:tc>
           <w:tcPr>
-            <w:tcW w:type="dxa" w:w="3324"/>
+            <w:tcW w:type="dxa" w:w="4252"/>
           </w:tcPr>
           <w:p>
             <w:pPr>
@@ -2327,7 +2342,7 @@
       <w:tr>
         <w:tc>
           <w:tcPr>
-            <w:tcW w:type="dxa" w:w="3324"/>
+            <w:tcW w:type="dxa" w:w="680"/>
           </w:tcPr>
           <w:p>
             <w:pPr>
@@ -2346,7 +2361,7 @@
         </w:tc>
         <w:tc>
           <w:tcPr>
-            <w:tcW w:type="dxa" w:w="3324"/>
+            <w:tcW w:type="dxa" w:w="4536"/>
           </w:tcPr>
           <w:p>
             <w:pPr>
@@ -2365,7 +2380,7 @@
         </w:tc>
         <w:tc>
           <w:tcPr>
-            <w:tcW w:type="dxa" w:w="3324"/>
+            <w:tcW w:type="dxa" w:w="4252"/>
           </w:tcPr>
           <w:p>
             <w:pPr>
@@ -2385,7 +2400,7 @@
       <w:tr>
         <w:tc>
           <w:tcPr>
-            <w:tcW w:type="dxa" w:w="3324"/>
+            <w:tcW w:type="dxa" w:w="680"/>
           </w:tcPr>
           <w:p>
             <w:pPr>
@@ -2404,7 +2419,7 @@
         </w:tc>
         <w:tc>
           <w:tcPr>
-            <w:tcW w:type="dxa" w:w="3324"/>
+            <w:tcW w:type="dxa" w:w="4536"/>
           </w:tcPr>
           <w:p>
             <w:pPr>
@@ -2423,7 +2438,7 @@
         </w:tc>
         <w:tc>
           <w:tcPr>
-            <w:tcW w:type="dxa" w:w="3324"/>
+            <w:tcW w:type="dxa" w:w="4252"/>
           </w:tcPr>
           <w:p>
             <w:pPr>
@@ -2443,7 +2458,7 @@
       <w:tr>
         <w:tc>
           <w:tcPr>
-            <w:tcW w:type="dxa" w:w="3324"/>
+            <w:tcW w:type="dxa" w:w="680"/>
           </w:tcPr>
           <w:p>
             <w:pPr>
@@ -2462,7 +2477,7 @@
         </w:tc>
         <w:tc>
           <w:tcPr>
-            <w:tcW w:type="dxa" w:w="3324"/>
+            <w:tcW w:type="dxa" w:w="4536"/>
           </w:tcPr>
           <w:p>
             <w:pPr>
@@ -2481,7 +2496,7 @@
         </w:tc>
         <w:tc>
           <w:tcPr>
-            <w:tcW w:type="dxa" w:w="3324"/>
+            <w:tcW w:type="dxa" w:w="4252"/>
           </w:tcPr>
           <w:p>
             <w:pPr>
@@ -2501,7 +2516,7 @@
       <w:tr>
         <w:tc>
           <w:tcPr>
-            <w:tcW w:type="dxa" w:w="3324"/>
+            <w:tcW w:type="dxa" w:w="680"/>
           </w:tcPr>
           <w:p>
             <w:pPr>
@@ -2520,7 +2535,7 @@
         </w:tc>
         <w:tc>
           <w:tcPr>
-            <w:tcW w:type="dxa" w:w="3324"/>
+            <w:tcW w:type="dxa" w:w="4536"/>
           </w:tcPr>
           <w:p>
             <w:pPr>
@@ -2539,7 +2554,7 @@
         </w:tc>
         <w:tc>
           <w:tcPr>
-            <w:tcW w:type="dxa" w:w="3324"/>
+            <w:tcW w:type="dxa" w:w="4252"/>
           </w:tcPr>
           <w:p>
             <w:pPr>
@@ -2559,7 +2574,7 @@
       <w:tr>
         <w:tc>
           <w:tcPr>
-            <w:tcW w:type="dxa" w:w="3324"/>
+            <w:tcW w:type="dxa" w:w="680"/>
           </w:tcPr>
           <w:p>
             <w:pPr>
@@ -2578,7 +2593,7 @@
         </w:tc>
         <w:tc>
           <w:tcPr>
-            <w:tcW w:type="dxa" w:w="3324"/>
+            <w:tcW w:type="dxa" w:w="4536"/>
           </w:tcPr>
           <w:p>
             <w:pPr>
@@ -2597,7 +2612,7 @@
         </w:tc>
         <w:tc>
           <w:tcPr>
-            <w:tcW w:type="dxa" w:w="3324"/>
+            <w:tcW w:type="dxa" w:w="4252"/>
           </w:tcPr>
           <w:p>
             <w:pPr>
@@ -2617,7 +2632,7 @@
       <w:tr>
         <w:tc>
           <w:tcPr>
-            <w:tcW w:type="dxa" w:w="3324"/>
+            <w:tcW w:type="dxa" w:w="680"/>
           </w:tcPr>
           <w:p>
             <w:pPr>
@@ -2636,7 +2651,7 @@
         </w:tc>
         <w:tc>
           <w:tcPr>
-            <w:tcW w:type="dxa" w:w="3324"/>
+            <w:tcW w:type="dxa" w:w="4536"/>
           </w:tcPr>
           <w:p>
             <w:pPr>
@@ -2655,7 +2670,7 @@
         </w:tc>
         <w:tc>
           <w:tcPr>
-            <w:tcW w:type="dxa" w:w="3324"/>
+            <w:tcW w:type="dxa" w:w="4252"/>
           </w:tcPr>
           <w:p>
             <w:pPr>
@@ -2675,7 +2690,7 @@
       <w:tr>
         <w:tc>
           <w:tcPr>
-            <w:tcW w:type="dxa" w:w="3324"/>
+            <w:tcW w:type="dxa" w:w="680"/>
           </w:tcPr>
           <w:p>
             <w:pPr>
@@ -2694,7 +2709,7 @@
         </w:tc>
         <w:tc>
           <w:tcPr>
-            <w:tcW w:type="dxa" w:w="3324"/>
+            <w:tcW w:type="dxa" w:w="4536"/>
           </w:tcPr>
           <w:p>
             <w:pPr>
@@ -2713,7 +2728,7 @@
         </w:tc>
         <w:tc>
           <w:tcPr>
-            <w:tcW w:type="dxa" w:w="3324"/>
+            <w:tcW w:type="dxa" w:w="4252"/>
           </w:tcPr>
           <w:p>
             <w:pPr>
@@ -2733,7 +2748,7 @@
       <w:tr>
         <w:tc>
           <w:tcPr>
-            <w:tcW w:type="dxa" w:w="3324"/>
+            <w:tcW w:type="dxa" w:w="680"/>
           </w:tcPr>
           <w:p>
             <w:pPr>
@@ -2752,7 +2767,7 @@
         </w:tc>
         <w:tc>
           <w:tcPr>
-            <w:tcW w:type="dxa" w:w="3324"/>
+            <w:tcW w:type="dxa" w:w="4536"/>
           </w:tcPr>
           <w:p>
             <w:pPr>
@@ -2771,7 +2786,7 @@
         </w:tc>
         <w:tc>
           <w:tcPr>
-            <w:tcW w:type="dxa" w:w="3324"/>
+            <w:tcW w:type="dxa" w:w="4252"/>
           </w:tcPr>
           <w:p>
             <w:pPr>
@@ -2791,7 +2806,7 @@
       <w:tr>
         <w:tc>
           <w:tcPr>
-            <w:tcW w:type="dxa" w:w="3324"/>
+            <w:tcW w:type="dxa" w:w="680"/>
           </w:tcPr>
           <w:p>
             <w:pPr>
@@ -2810,7 +2825,7 @@
         </w:tc>
         <w:tc>
           <w:tcPr>
-            <w:tcW w:type="dxa" w:w="3324"/>
+            <w:tcW w:type="dxa" w:w="4536"/>
           </w:tcPr>
           <w:p>
             <w:pPr>
@@ -2829,7 +2844,7 @@
         </w:tc>
         <w:tc>
           <w:tcPr>
-            <w:tcW w:type="dxa" w:w="3324"/>
+            <w:tcW w:type="dxa" w:w="4252"/>
           </w:tcPr>
           <w:p>
             <w:pPr>
@@ -2849,7 +2864,7 @@
       <w:tr>
         <w:tc>
           <w:tcPr>
-            <w:tcW w:type="dxa" w:w="3324"/>
+            <w:tcW w:type="dxa" w:w="680"/>
           </w:tcPr>
           <w:p>
             <w:pPr>
@@ -2868,7 +2883,7 @@
         </w:tc>
         <w:tc>
           <w:tcPr>
-            <w:tcW w:type="dxa" w:w="3324"/>
+            <w:tcW w:type="dxa" w:w="4536"/>
           </w:tcPr>
           <w:p>
             <w:pPr>
@@ -2887,7 +2902,7 @@
         </w:tc>
         <w:tc>
           <w:tcPr>
-            <w:tcW w:type="dxa" w:w="3324"/>
+            <w:tcW w:type="dxa" w:w="4252"/>
           </w:tcPr>
           <w:p>
             <w:pPr>
@@ -2907,7 +2922,7 @@
       <w:tr>
         <w:tc>
           <w:tcPr>
-            <w:tcW w:type="dxa" w:w="3324"/>
+            <w:tcW w:type="dxa" w:w="680"/>
           </w:tcPr>
           <w:p>
             <w:pPr>
@@ -2926,7 +2941,7 @@
         </w:tc>
         <w:tc>
           <w:tcPr>
-            <w:tcW w:type="dxa" w:w="3324"/>
+            <w:tcW w:type="dxa" w:w="4536"/>
           </w:tcPr>
           <w:p>
             <w:pPr>
@@ -2945,7 +2960,7 @@
         </w:tc>
         <w:tc>
           <w:tcPr>
-            <w:tcW w:type="dxa" w:w="3324"/>
+            <w:tcW w:type="dxa" w:w="4252"/>
           </w:tcPr>
           <w:p>
             <w:pPr>
@@ -2965,7 +2980,7 @@
       <w:tr>
         <w:tc>
           <w:tcPr>
-            <w:tcW w:type="dxa" w:w="3324"/>
+            <w:tcW w:type="dxa" w:w="680"/>
           </w:tcPr>
           <w:p>
             <w:pPr>
@@ -2984,7 +2999,7 @@
         </w:tc>
         <w:tc>
           <w:tcPr>
-            <w:tcW w:type="dxa" w:w="3324"/>
+            <w:tcW w:type="dxa" w:w="4536"/>
           </w:tcPr>
           <w:p>
             <w:pPr>
@@ -3003,7 +3018,7 @@
         </w:tc>
         <w:tc>
           <w:tcPr>
-            <w:tcW w:type="dxa" w:w="3324"/>
+            <w:tcW w:type="dxa" w:w="4252"/>
           </w:tcPr>
           <w:p>
             <w:pPr>
@@ -3023,7 +3038,7 @@
       <w:tr>
         <w:tc>
           <w:tcPr>
-            <w:tcW w:type="dxa" w:w="3324"/>
+            <w:tcW w:type="dxa" w:w="680"/>
           </w:tcPr>
           <w:p>
             <w:pPr>
@@ -3042,7 +3057,7 @@
         </w:tc>
         <w:tc>
           <w:tcPr>
-            <w:tcW w:type="dxa" w:w="3324"/>
+            <w:tcW w:type="dxa" w:w="4536"/>
           </w:tcPr>
           <w:p>
             <w:pPr>
@@ -3061,7 +3076,7 @@
         </w:tc>
         <w:tc>
           <w:tcPr>
-            <w:tcW w:type="dxa" w:w="3324"/>
+            <w:tcW w:type="dxa" w:w="4252"/>
           </w:tcPr>
           <w:p>
             <w:pPr>
@@ -3081,7 +3096,7 @@
       <w:tr>
         <w:tc>
           <w:tcPr>
-            <w:tcW w:type="dxa" w:w="3324"/>
+            <w:tcW w:type="dxa" w:w="680"/>
           </w:tcPr>
           <w:p>
             <w:pPr>
@@ -3100,7 +3115,7 @@
         </w:tc>
         <w:tc>
           <w:tcPr>
-            <w:tcW w:type="dxa" w:w="3324"/>
+            <w:tcW w:type="dxa" w:w="4536"/>
           </w:tcPr>
           <w:p>
             <w:pPr>
@@ -3119,7 +3134,7 @@
         </w:tc>
         <w:tc>
           <w:tcPr>
-            <w:tcW w:type="dxa" w:w="3324"/>
+            <w:tcW w:type="dxa" w:w="4252"/>
           </w:tcPr>
           <w:p>
             <w:pPr>
@@ -3139,7 +3154,7 @@
       <w:tr>
         <w:tc>
           <w:tcPr>
-            <w:tcW w:type="dxa" w:w="3324"/>
+            <w:tcW w:type="dxa" w:w="680"/>
           </w:tcPr>
           <w:p>
             <w:pPr>
@@ -3158,7 +3173,7 @@
         </w:tc>
         <w:tc>
           <w:tcPr>
-            <w:tcW w:type="dxa" w:w="3324"/>
+            <w:tcW w:type="dxa" w:w="4536"/>
           </w:tcPr>
           <w:p>
             <w:pPr>
@@ -3177,7 +3192,7 @@
         </w:tc>
         <w:tc>
           <w:tcPr>
-            <w:tcW w:type="dxa" w:w="3324"/>
+            <w:tcW w:type="dxa" w:w="4252"/>
           </w:tcPr>
           <w:p>
             <w:pPr>
@@ -3197,7 +3212,7 @@
       <w:tr>
         <w:tc>
           <w:tcPr>
-            <w:tcW w:type="dxa" w:w="3324"/>
+            <w:tcW w:type="dxa" w:w="680"/>
           </w:tcPr>
           <w:p>
             <w:pPr>
@@ -3216,7 +3231,7 @@
         </w:tc>
         <w:tc>
           <w:tcPr>
-            <w:tcW w:type="dxa" w:w="3324"/>
+            <w:tcW w:type="dxa" w:w="4536"/>
           </w:tcPr>
           <w:p>
             <w:pPr>
@@ -3235,7 +3250,7 @@
         </w:tc>
         <w:tc>
           <w:tcPr>
-            <w:tcW w:type="dxa" w:w="3324"/>
+            <w:tcW w:type="dxa" w:w="4252"/>
           </w:tcPr>
           <w:p>
             <w:pPr>
@@ -3255,7 +3270,7 @@
       <w:tr>
         <w:tc>
           <w:tcPr>
-            <w:tcW w:type="dxa" w:w="3324"/>
+            <w:tcW w:type="dxa" w:w="680"/>
           </w:tcPr>
           <w:p>
             <w:pPr>
@@ -3274,7 +3289,7 @@
         </w:tc>
         <w:tc>
           <w:tcPr>
-            <w:tcW w:type="dxa" w:w="3324"/>
+            <w:tcW w:type="dxa" w:w="4536"/>
           </w:tcPr>
           <w:p>
             <w:pPr>
@@ -3293,7 +3308,7 @@
         </w:tc>
         <w:tc>
           <w:tcPr>
-            <w:tcW w:type="dxa" w:w="3324"/>
+            <w:tcW w:type="dxa" w:w="4252"/>
           </w:tcPr>
           <w:p>
             <w:pPr>
@@ -3313,7 +3328,7 @@
       <w:tr>
         <w:tc>
           <w:tcPr>
-            <w:tcW w:type="dxa" w:w="3324"/>
+            <w:tcW w:type="dxa" w:w="680"/>
           </w:tcPr>
           <w:p>
             <w:pPr>
@@ -3332,7 +3347,7 @@
         </w:tc>
         <w:tc>
           <w:tcPr>
-            <w:tcW w:type="dxa" w:w="3324"/>
+            <w:tcW w:type="dxa" w:w="4536"/>
           </w:tcPr>
           <w:p>
             <w:pPr>
@@ -3351,7 +3366,7 @@
         </w:tc>
         <w:tc>
           <w:tcPr>
-            <w:tcW w:type="dxa" w:w="3324"/>
+            <w:tcW w:type="dxa" w:w="4252"/>
           </w:tcPr>
           <w:p>
             <w:pPr>
@@ -3371,7 +3386,7 @@
       <w:tr>
         <w:tc>
           <w:tcPr>
-            <w:tcW w:type="dxa" w:w="3324"/>
+            <w:tcW w:type="dxa" w:w="680"/>
           </w:tcPr>
           <w:p>
             <w:pPr>
@@ -3390,7 +3405,7 @@
         </w:tc>
         <w:tc>
           <w:tcPr>
-            <w:tcW w:type="dxa" w:w="3324"/>
+            <w:tcW w:type="dxa" w:w="4536"/>
           </w:tcPr>
           <w:p>
             <w:pPr>
@@ -3409,7 +3424,7 @@
         </w:tc>
         <w:tc>
           <w:tcPr>
-            <w:tcW w:type="dxa" w:w="3324"/>
+            <w:tcW w:type="dxa" w:w="4252"/>
           </w:tcPr>
           <w:p>
             <w:pPr>
@@ -3429,7 +3444,7 @@
       <w:tr>
         <w:tc>
           <w:tcPr>
-            <w:tcW w:type="dxa" w:w="3324"/>
+            <w:tcW w:type="dxa" w:w="680"/>
           </w:tcPr>
           <w:p>
             <w:pPr>
@@ -3448,7 +3463,7 @@
         </w:tc>
         <w:tc>
           <w:tcPr>
-            <w:tcW w:type="dxa" w:w="3324"/>
+            <w:tcW w:type="dxa" w:w="4536"/>
           </w:tcPr>
           <w:p>
             <w:pPr>
@@ -3467,7 +3482,7 @@
         </w:tc>
         <w:tc>
           <w:tcPr>
-            <w:tcW w:type="dxa" w:w="3324"/>
+            <w:tcW w:type="dxa" w:w="4252"/>
           </w:tcPr>
           <w:p>
             <w:pPr>
@@ -3487,7 +3502,7 @@
       <w:tr>
         <w:tc>
           <w:tcPr>
-            <w:tcW w:type="dxa" w:w="3324"/>
+            <w:tcW w:type="dxa" w:w="680"/>
           </w:tcPr>
           <w:p>
             <w:pPr>
@@ -3506,7 +3521,7 @@
         </w:tc>
         <w:tc>
           <w:tcPr>
-            <w:tcW w:type="dxa" w:w="3324"/>
+            <w:tcW w:type="dxa" w:w="4536"/>
           </w:tcPr>
           <w:p>
             <w:pPr>
@@ -3525,7 +3540,7 @@
         </w:tc>
         <w:tc>
           <w:tcPr>
-            <w:tcW w:type="dxa" w:w="3324"/>
+            <w:tcW w:type="dxa" w:w="4252"/>
           </w:tcPr>
           <w:p>
             <w:pPr>
@@ -3545,7 +3560,7 @@
       <w:tr>
         <w:tc>
           <w:tcPr>
-            <w:tcW w:type="dxa" w:w="3324"/>
+            <w:tcW w:type="dxa" w:w="680"/>
           </w:tcPr>
           <w:p>
             <w:pPr>
@@ -3564,7 +3579,7 @@
         </w:tc>
         <w:tc>
           <w:tcPr>
-            <w:tcW w:type="dxa" w:w="3324"/>
+            <w:tcW w:type="dxa" w:w="4536"/>
           </w:tcPr>
           <w:p>
             <w:pPr>
@@ -3583,7 +3598,7 @@
         </w:tc>
         <w:tc>
           <w:tcPr>
-            <w:tcW w:type="dxa" w:w="3324"/>
+            <w:tcW w:type="dxa" w:w="4252"/>
           </w:tcPr>
           <w:p>
             <w:pPr>
@@ -3603,7 +3618,7 @@
       <w:tr>
         <w:tc>
           <w:tcPr>
-            <w:tcW w:type="dxa" w:w="3324"/>
+            <w:tcW w:type="dxa" w:w="680"/>
           </w:tcPr>
           <w:p>
             <w:pPr>
@@ -3622,7 +3637,7 @@
         </w:tc>
         <w:tc>
           <w:tcPr>
-            <w:tcW w:type="dxa" w:w="3324"/>
+            <w:tcW w:type="dxa" w:w="4536"/>
           </w:tcPr>
           <w:p>
             <w:pPr>
@@ -3641,7 +3656,7 @@
         </w:tc>
         <w:tc>
           <w:tcPr>
-            <w:tcW w:type="dxa" w:w="3324"/>
+            <w:tcW w:type="dxa" w:w="4252"/>
           </w:tcPr>
           <w:p>
             <w:pPr>
@@ -3661,7 +3676,7 @@
       <w:tr>
         <w:tc>
           <w:tcPr>
-            <w:tcW w:type="dxa" w:w="3324"/>
+            <w:tcW w:type="dxa" w:w="680"/>
           </w:tcPr>
           <w:p>
             <w:pPr>
@@ -3680,7 +3695,7 @@
         </w:tc>
         <w:tc>
           <w:tcPr>
-            <w:tcW w:type="dxa" w:w="3324"/>
+            <w:tcW w:type="dxa" w:w="4536"/>
           </w:tcPr>
           <w:p>
             <w:pPr>
@@ -3699,7 +3714,7 @@
         </w:tc>
         <w:tc>
           <w:tcPr>
-            <w:tcW w:type="dxa" w:w="3324"/>
+            <w:tcW w:type="dxa" w:w="4252"/>
           </w:tcPr>
           <w:p>
             <w:pPr>
@@ -3719,7 +3734,7 @@
       <w:tr>
         <w:tc>
           <w:tcPr>
-            <w:tcW w:type="dxa" w:w="3324"/>
+            <w:tcW w:type="dxa" w:w="680"/>
           </w:tcPr>
           <w:p>
             <w:pPr>
@@ -3738,7 +3753,7 @@
         </w:tc>
         <w:tc>
           <w:tcPr>
-            <w:tcW w:type="dxa" w:w="3324"/>
+            <w:tcW w:type="dxa" w:w="4536"/>
           </w:tcPr>
           <w:p>
             <w:pPr>
@@ -3757,7 +3772,7 @@
         </w:tc>
         <w:tc>
           <w:tcPr>
-            <w:tcW w:type="dxa" w:w="3324"/>
+            <w:tcW w:type="dxa" w:w="4252"/>
           </w:tcPr>
           <w:p>
             <w:pPr>
@@ -3777,7 +3792,7 @@
       <w:tr>
         <w:tc>
           <w:tcPr>
-            <w:tcW w:type="dxa" w:w="3324"/>
+            <w:tcW w:type="dxa" w:w="680"/>
           </w:tcPr>
           <w:p>
             <w:pPr>
@@ -3796,7 +3811,7 @@
         </w:tc>
         <w:tc>
           <w:tcPr>
-            <w:tcW w:type="dxa" w:w="3324"/>
+            <w:tcW w:type="dxa" w:w="4536"/>
           </w:tcPr>
           <w:p>
             <w:pPr>
@@ -3815,7 +3830,7 @@
         </w:tc>
         <w:tc>
           <w:tcPr>
-            <w:tcW w:type="dxa" w:w="3324"/>
+            <w:tcW w:type="dxa" w:w="4252"/>
           </w:tcPr>
           <w:p>
             <w:pPr>
@@ -3835,7 +3850,7 @@
       <w:tr>
         <w:tc>
           <w:tcPr>
-            <w:tcW w:type="dxa" w:w="3324"/>
+            <w:tcW w:type="dxa" w:w="680"/>
           </w:tcPr>
           <w:p>
             <w:pPr>
@@ -3854,7 +3869,7 @@
         </w:tc>
         <w:tc>
           <w:tcPr>
-            <w:tcW w:type="dxa" w:w="3324"/>
+            <w:tcW w:type="dxa" w:w="4536"/>
           </w:tcPr>
           <w:p>
             <w:pPr>
@@ -3873,7 +3888,7 @@
         </w:tc>
         <w:tc>
           <w:tcPr>
-            <w:tcW w:type="dxa" w:w="3324"/>
+            <w:tcW w:type="dxa" w:w="4252"/>
           </w:tcPr>
           <w:p>
             <w:pPr>
@@ -4290,6 +4305,7 @@
                 <w:i w:val="0"/>
                 <w:sz w:val="22"/>
               </w:rPr>
+              <w:t>Wykład – egzamin pisemny:; Egzamin pisemny zawierający pytania otwarte i zamknięte sprawdzające wiedzę teoretyczną z zakresu architektury mikroserwisowej i mikrofrontendowej. Warunkiem zaliczenia jest uzyskanie co najmniej 51% punktów.; Skala ocen: 51–60% – 3.0, 61–70% – 3.5, 71–80% – 4.0, 81–90% – 4.5, 91–100% – 5.0.; Laboratorium – zaliczenie z oceną:; Ocena ciągła na podstawie sprawozdań z zajęć laboratoryjnych (40% oceny końcowej laboratorium).; Projekt końcowy: zaprojektowanie i zaimplementowanie systemu złożonego z co najmniej 3 mikroserwisów komunikujących się przez REST/message broker oraz odpowiadającego mikrofrontendu opartego na Module Federation (60% oceny końcowej laboratorium).; Warunkiem zaliczenia laboratorium jest oddanie wszystkich sprawozdań oraz obrona projektu końcowego.; Ocena końcowa przedmiotu: średnia ważona oceny z egzaminu (60%) i oceny z laboratorium (40%).</w:t>
             </w:r>
           </w:p>
         </w:tc>
@@ -4347,6 +4363,7 @@
                 <w:i w:val="0"/>
                 <w:sz w:val="22"/>
               </w:rPr>
+              <w:t>Wykład – egzamin pisemny:; Egzamin pisemny zawierający pytania otwarte i zamknięte sprawdzające wiedzę teoretyczną z zakresu architektury mikroserwisowej i mikrofrontendowej. Warunkiem zaliczenia jest uzyskanie co najmniej 51% punktów.; Skala ocen: 51–60% – 3.0, 61–70% – 3.5, 71–80% – 4.0, 81–90% – 4.5, 91–100% – 5.0.; Laboratorium – zaliczenie z oceną:; Ocena ciągła na podstawie sprawozdań z zajęć laboratoryjnych (40% oceny końcowej laboratorium).; Projekt końcowy: zaprojektowanie i zaimplementowanie systemu złożonego z co najmniej 3 mikroserwisów komunikujących się przez REST/message broker oraz odpowiadającego mikrofrontendu opartego na Module Federation (60% oceny końcowej laboratorium).; Warunkiem zaliczenia laboratorium jest oddanie wszystkich sprawozdań oraz obrona projektu końcowego.; Ocena końcowa przedmiotu: średnia ważona oceny z egzaminu (60%) i oceny z laboratorium (40%).</w:t>
             </w:r>
           </w:p>
         </w:tc>
@@ -4404,6 +4421,7 @@
                 <w:i w:val="0"/>
                 <w:sz w:val="22"/>
               </w:rPr>
+              <w:t>Wykład – egzamin pisemny:; Egzamin pisemny zawierający pytania otwarte i zamknięte sprawdzające wiedzę teoretyczną z zakresu architektury mikroserwisowej i mikrofrontendowej. Warunkiem zaliczenia jest uzyskanie co najmniej 51% punktów.; Skala ocen: 51–60% – 3.0, 61–70% – 3.5, 71–80% – 4.0, 81–90% – 4.5, 91–100% – 5.0.; Laboratorium – zaliczenie z oceną:; Ocena ciągła na podstawie sprawozdań z zajęć laboratoryjnych (40% oceny końcowej laboratorium).; Projekt końcowy: zaprojektowanie i zaimplementowanie systemu złożonego z co najmniej 3 mikroserwisów komunikujących się przez REST/message broker oraz odpowiadającego mikrofrontendu opartego na Module Federation (60% oceny końcowej laboratorium).; Warunkiem zaliczenia laboratorium jest oddanie wszystkich sprawozdań oraz obrona projektu końcowego.; Ocena końcowa przedmiotu: średnia ważona oceny z egzaminu (60%) i oceny z laboratorium (40%).</w:t>
             </w:r>
           </w:p>
         </w:tc>
@@ -4461,6 +4479,7 @@
                 <w:i w:val="0"/>
                 <w:sz w:val="22"/>
               </w:rPr>
+              <w:t>Wykład – egzamin pisemny:; Egzamin pisemny zawierający pytania otwarte i zamknięte sprawdzające wiedzę teoretyczną z zakresu architektury mikroserwisowej i mikrofrontendowej. Warunkiem zaliczenia jest uzyskanie co najmniej 51% punktów.; Skala ocen: 51–60% – 3.0, 61–70% – 3.5, 71–80% – 4.0, 81–90% – 4.5, 91–100% – 5.0.; Laboratorium – zaliczenie z oceną:; Ocena ciągła na podstawie sprawozdań z zajęć laboratoryjnych (40% oceny końcowej laboratorium).; Projekt końcowy: zaprojektowanie i zaimplementowanie systemu złożonego z co najmniej 3 mikroserwisów komunikujących się przez REST/message broker oraz odpowiadającego mikrofrontendu opartego na Module Federation (60% oceny końcowej laboratorium).; Warunkiem zaliczenia laboratorium jest oddanie wszystkich sprawozdań oraz obrona projektu końcowego.; Ocena końcowa przedmiotu: średnia ważona oceny z egzaminu (60%) i oceny z laboratorium (40%).</w:t>
             </w:r>
           </w:p>
         </w:tc>
@@ -4518,6 +4537,7 @@
                 <w:i w:val="0"/>
                 <w:sz w:val="22"/>
               </w:rPr>
+              <w:t>Wykład – egzamin pisemny:; Egzamin pisemny zawierający pytania otwarte i zamknięte sprawdzające wiedzę teoretyczną z zakresu architektury mikroserwisowej i mikrofrontendowej. Warunkiem zaliczenia jest uzyskanie co najmniej 51% punktów.; Skala ocen: 51–60% – 3.0, 61–70% – 3.5, 71–80% – 4.0, 81–90% – 4.5, 91–100% – 5.0.; Laboratorium – zaliczenie z oceną:; Ocena ciągła na podstawie sprawozdań z zajęć laboratoryjnych (40% oceny końcowej laboratorium).; Projekt końcowy: zaprojektowanie i zaimplementowanie systemu złożonego z co najmniej 3 mikroserwisów komunikujących się przez REST/message broker oraz odpowiadającego mikrofrontendu opartego na Module Federation (60% oceny końcowej laboratorium).; Warunkiem zaliczenia laboratorium jest oddanie wszystkich sprawozdań oraz obrona projektu końcowego.; Ocena końcowa przedmiotu: średnia ważona oceny z egzaminu (60%) i oceny z laboratorium (40%).</w:t>
             </w:r>
           </w:p>
         </w:tc>
@@ -4575,6 +4595,7 @@
                 <w:i w:val="0"/>
                 <w:sz w:val="22"/>
               </w:rPr>
+              <w:t>Wykład – egzamin pisemny:; Egzamin pisemny zawierający pytania otwarte i zamknięte sprawdzające wiedzę teoretyczną z zakresu architektury mikroserwisowej i mikrofrontendowej. Warunkiem zaliczenia jest uzyskanie co najmniej 51% punktów.; Skala ocen: 51–60% – 3.0, 61–70% – 3.5, 71–80% – 4.0, 81–90% – 4.5, 91–100% – 5.0.; Laboratorium – zaliczenie z oceną:; Ocena ciągła na podstawie sprawozdań z zajęć laboratoryjnych (40% oceny końcowej laboratorium).; Projekt końcowy: zaprojektowanie i zaimplementowanie systemu złożonego z co najmniej 3 mikroserwisów komunikujących się przez REST/message broker oraz odpowiadającego mikrofrontendu opartego na Module Federation (60% oceny końcowej laboratorium).; Warunkiem zaliczenia laboratorium jest oddanie wszystkich sprawozdań oraz obrona projektu końcowego.; Ocena końcowa przedmiotu: średnia ważona oceny z egzaminu (60%) i oceny z laboratorium (40%).</w:t>
             </w:r>
           </w:p>
         </w:tc>
@@ -4632,6 +4653,7 @@
                 <w:i w:val="0"/>
                 <w:sz w:val="22"/>
               </w:rPr>
+              <w:t>Wykład – egzamin pisemny:; Egzamin pisemny zawierający pytania otwarte i zamknięte sprawdzające wiedzę teoretyczną z zakresu architektury mikroserwisowej i mikrofrontendowej. Warunkiem zaliczenia jest uzyskanie co najmniej 51% punktów.; Skala ocen: 51–60% – 3.0, 61–70% – 3.5, 71–80% – 4.0, 81–90% – 4.5, 91–100% – 5.0.; Laboratorium – zaliczenie z oceną:; Ocena ciągła na podstawie sprawozdań z zajęć laboratoryjnych (40% oceny końcowej laboratorium).; Projekt końcowy: zaprojektowanie i zaimplementowanie systemu złożonego z co najmniej 3 mikroserwisów komunikujących się przez REST/message broker oraz odpowiadającego mikrofrontendu opartego na Module Federation (60% oceny końcowej laboratorium).; Warunkiem zaliczenia laboratorium jest oddanie wszystkich sprawozdań oraz obrona projektu końcowego.; Ocena końcowa przedmiotu: średnia ważona oceny z egzaminu (60%) i oceny z laboratorium (40%).</w:t>
             </w:r>
           </w:p>
         </w:tc>
@@ -4794,6 +4816,7 @@
                 <w:i w:val="0"/>
                 <w:sz w:val="22"/>
               </w:rPr>
+              <w:t>Wykład – egzamin pisemny:; Egzamin pisemny zawierający pytania otwarte i zamknięte sprawdzające wiedzę teoretyczną z zakresu architektury mikroserwisowej i mikrofrontendowej. Warunkiem zaliczenia jest uzyskanie co najmniej 51% punktów.; Skala ocen: 51–60% – 3.0, 61–70% – 3.5, 71–80% – 4.0, 81–90% – 4.5, 91–100% – 5.0.; Laboratorium – zaliczenie z oceną:; Ocena ciągła na podstawie sprawozdań z zajęć laboratoryjnych (40% oceny końcowej laboratorium).; Projekt końcowy: zaprojektowanie i zaimplementowanie systemu złożonego z co najmniej 3 mikroserwisów komunikujących się przez REST/message broker oraz odpowiadającego mikrofrontendu opartego na Module Federation (60% oceny końcowej laboratorium).; Warunkiem zaliczenia laboratorium jest oddanie wszystkich sprawozdań oraz obrona projektu końcowego.; Ocena końcowa przedmiotu: średnia ważona oceny z egzaminu (60%) i oceny z laboratorium (40%).</w:t>
             </w:r>
           </w:p>
         </w:tc>
@@ -4851,6 +4874,7 @@
                 <w:i w:val="0"/>
                 <w:sz w:val="22"/>
               </w:rPr>
+              <w:t>Wykład – egzamin pisemny:; Egzamin pisemny zawierający pytania otwarte i zamknięte sprawdzające wiedzę teoretyczną z zakresu architektury mikroserwisowej i mikrofrontendowej. Warunkiem zaliczenia jest uzyskanie co najmniej 51% punktów.; Skala ocen: 51–60% – 3.0, 61–70% – 3.5, 71–80% – 4.0, 81–90% – 4.5, 91–100% – 5.0.; Laboratorium – zaliczenie z oceną:; Ocena ciągła na podstawie sprawozdań z zajęć laboratoryjnych (40% oceny końcowej laboratorium).; Projekt końcowy: zaprojektowanie i zaimplementowanie systemu złożonego z co najmniej 3 mikroserwisów komunikujących się przez REST/message broker oraz odpowiadającego mikrofrontendu opartego na Module Federation (60% oceny końcowej laboratorium).; Warunkiem zaliczenia laboratorium jest oddanie wszystkich sprawozdań oraz obrona projektu końcowego.; Ocena końcowa przedmiotu: średnia ważona oceny z egzaminu (60%) i oceny z laboratorium (40%).</w:t>
             </w:r>
           </w:p>
         </w:tc>
@@ -4908,6 +4932,7 @@
                 <w:i w:val="0"/>
                 <w:sz w:val="22"/>
               </w:rPr>
+              <w:t>Wykład – egzamin pisemny:; Egzamin pisemny zawierający pytania otwarte i zamknięte sprawdzające wiedzę teoretyczną z zakresu architektury mikroserwisowej i mikrofrontendowej. Warunkiem zaliczenia jest uzyskanie co najmniej 51% punktów.; Skala ocen: 51–60% – 3.0, 61–70% – 3.5, 71–80% – 4.0, 81–90% – 4.5, 91–100% – 5.0.; Laboratorium – zaliczenie z oceną:; Ocena ciągła na podstawie sprawozdań z zajęć laboratoryjnych (40% oceny końcowej laboratorium).; Projekt końcowy: zaprojektowanie i zaimplementowanie systemu złożonego z co najmniej 3 mikroserwisów komunikujących się przez REST/message broker oraz odpowiadającego mikrofrontendu opartego na Module Federation (60% oceny końcowej laboratorium).; Warunkiem zaliczenia laboratorium jest oddanie wszystkich sprawozdań oraz obrona projektu końcowego.; Ocena końcowa przedmiotu: średnia ważona oceny z egzaminu (60%) i oceny z laboratorium (40%).</w:t>
             </w:r>
           </w:p>
         </w:tc>
@@ -4965,6 +4990,7 @@
                 <w:i w:val="0"/>
                 <w:sz w:val="22"/>
               </w:rPr>
+              <w:t>Wykład – egzamin pisemny:; Egzamin pisemny zawierający pytania otwarte i zamknięte sprawdzające wiedzę teoretyczną z zakresu architektury mikroserwisowej i mikrofrontendowej. Warunkiem zaliczenia jest uzyskanie co najmniej 51% punktów.; Skala ocen: 51–60% – 3.0, 61–70% – 3.5, 71–80% – 4.0, 81–90% – 4.5, 91–100% – 5.0.; Laboratorium – zaliczenie z oceną:; Ocena ciągła na podstawie sprawozdań z zajęć laboratoryjnych (40% oceny końcowej laboratorium).; Projekt końcowy: zaprojektowanie i zaimplementowanie systemu złożonego z co najmniej 3 mikroserwisów komunikujących się przez REST/message broker oraz odpowiadającego mikrofrontendu opartego na Module Federation (60% oceny końcowej laboratorium).; Warunkiem zaliczenia laboratorium jest oddanie wszystkich sprawozdań oraz obrona projektu końcowego.; Ocena końcowa przedmiotu: średnia ważona oceny z egzaminu (60%) i oceny z laboratorium (40%).</w:t>
             </w:r>
           </w:p>
         </w:tc>
@@ -5022,6 +5048,7 @@
                 <w:i w:val="0"/>
                 <w:sz w:val="22"/>
               </w:rPr>
+              <w:t>Wykład – egzamin pisemny:; Egzamin pisemny zawierający pytania otwarte i zamknięte sprawdzające wiedzę teoretyczną z zakresu architektury mikroserwisowej i mikrofrontendowej. Warunkiem zaliczenia jest uzyskanie co najmniej 51% punktów.; Skala ocen: 51–60% – 3.0, 61–70% – 3.5, 71–80% – 4.0, 81–90% – 4.5, 91–100% – 5.0.; Laboratorium – zaliczenie z oceną:; Ocena ciągła na podstawie sprawozdań z zajęć laboratoryjnych (40% oceny końcowej laboratorium).; Projekt końcowy: zaprojektowanie i zaimplementowanie systemu złożonego z co najmniej 3 mikroserwisów komunikujących się przez REST/message broker oraz odpowiadającego mikrofrontendu opartego na Module Federation (60% oceny końcowej laboratorium).; Warunkiem zaliczenia laboratorium jest oddanie wszystkich sprawozdań oraz obrona projektu końcowego.; Ocena końcowa przedmiotu: średnia ważona oceny z egzaminu (60%) i oceny z laboratorium (40%).</w:t>
             </w:r>
           </w:p>
         </w:tc>
@@ -5079,6 +5106,7 @@
                 <w:i w:val="0"/>
                 <w:sz w:val="22"/>
               </w:rPr>
+              <w:t>Wykład – egzamin pisemny:; Egzamin pisemny zawierający pytania otwarte i zamknięte sprawdzające wiedzę teoretyczną z zakresu architektury mikroserwisowej i mikrofrontendowej. Warunkiem zaliczenia jest uzyskanie co najmniej 51% punktów.; Skala ocen: 51–60% – 3.0, 61–70% – 3.5, 71–80% – 4.0, 81–90% – 4.5, 91–100% – 5.0.; Laboratorium – zaliczenie z oceną:; Ocena ciągła na podstawie sprawozdań z zajęć laboratoryjnych (40% oceny końcowej laboratorium).; Projekt końcowy: zaprojektowanie i zaimplementowanie systemu złożonego z co najmniej 3 mikroserwisów komunikujących się przez REST/message broker oraz odpowiadającego mikrofrontendu opartego na Module Federation (60% oceny końcowej laboratorium).; Warunkiem zaliczenia laboratorium jest oddanie wszystkich sprawozdań oraz obrona projektu końcowego.; Ocena końcowa przedmiotu: średnia ważona oceny z egzaminu (60%) i oceny z laboratorium (40%).</w:t>
             </w:r>
           </w:p>
         </w:tc>
@@ -5136,6 +5164,7 @@
                 <w:i w:val="0"/>
                 <w:sz w:val="22"/>
               </w:rPr>
+              <w:t>Wykład – egzamin pisemny:; Egzamin pisemny zawierający pytania otwarte i zamknięte sprawdzające wiedzę teoretyczną z zakresu architektury mikroserwisowej i mikrofrontendowej. Warunkiem zaliczenia jest uzyskanie co najmniej 51% punktów.; Skala ocen: 51–60% – 3.0, 61–70% – 3.5, 71–80% – 4.0, 81–90% – 4.5, 91–100% – 5.0.; Laboratorium – zaliczenie z oceną:; Ocena ciągła na podstawie sprawozdań z zajęć laboratoryjnych (40% oceny końcowej laboratorium).; Projekt końcowy: zaprojektowanie i zaimplementowanie systemu złożonego z co najmniej 3 mikroserwisów komunikujących się przez REST/message broker oraz odpowiadającego mikrofrontendu opartego na Module Federation (60% oceny końcowej laboratorium).; Warunkiem zaliczenia laboratorium jest oddanie wszystkich sprawozdań oraz obrona projektu końcowego.; Ocena końcowa przedmiotu: średnia ważona oceny z egzaminu (60%) i oceny z laboratorium (40%).</w:t>
             </w:r>
           </w:p>
         </w:tc>
@@ -5298,6 +5327,7 @@
                 <w:i w:val="0"/>
                 <w:sz w:val="22"/>
               </w:rPr>
+              <w:t>Wykład – egzamin pisemny:; Egzamin pisemny zawierający pytania otwarte i zamknięte sprawdzające wiedzę teoretyczną z zakresu architektury mikroserwisowej i mikrofrontendowej. Warunkiem zaliczenia jest uzyskanie co najmniej 51% punktów.; Skala ocen: 51–60% – 3.0, 61–70% – 3.5, 71–80% – 4.0, 81–90% – 4.5, 91–100% – 5.0.; Laboratorium – zaliczenie z oceną:; Ocena ciągła na podstawie sprawozdań z zajęć laboratoryjnych (40% oceny końcowej laboratorium).; Projekt końcowy: zaprojektowanie i zaimplementowanie systemu złożonego z co najmniej 3 mikroserwisów komunikujących się przez REST/message broker oraz odpowiadającego mikrofrontendu opartego na Module Federation (60% oceny końcowej laboratorium).; Warunkiem zaliczenia laboratorium jest oddanie wszystkich sprawozdań oraz obrona projektu końcowego.; Ocena końcowa przedmiotu: średnia ważona oceny z egzaminu (60%) i oceny z laboratorium (40%).</w:t>
             </w:r>
           </w:p>
         </w:tc>
@@ -5355,6 +5385,7 @@
                 <w:i w:val="0"/>
                 <w:sz w:val="22"/>
               </w:rPr>
+              <w:t>Wykład – egzamin pisemny:; Egzamin pisemny zawierający pytania otwarte i zamknięte sprawdzające wiedzę teoretyczną z zakresu architektury mikroserwisowej i mikrofrontendowej. Warunkiem zaliczenia jest uzyskanie co najmniej 51% punktów.; Skala ocen: 51–60% – 3.0, 61–70% – 3.5, 71–80% – 4.0, 81–90% – 4.5, 91–100% – 5.0.; Laboratorium – zaliczenie z oceną:; Ocena ciągła na podstawie sprawozdań z zajęć laboratoryjnych (40% oceny końcowej laboratorium).; Projekt końcowy: zaprojektowanie i zaimplementowanie systemu złożonego z co najmniej 3 mikroserwisów komunikujących się przez REST/message broker oraz odpowiadającego mikrofrontendu opartego na Module Federation (60% oceny końcowej laboratorium).; Warunkiem zaliczenia laboratorium jest oddanie wszystkich sprawozdań oraz obrona projektu końcowego.; Ocena końcowa przedmiotu: średnia ważona oceny z egzaminu (60%) i oceny z laboratorium (40%).</w:t>
             </w:r>
           </w:p>
         </w:tc>
@@ -5412,6 +5443,7 @@
                 <w:i w:val="0"/>
                 <w:sz w:val="22"/>
               </w:rPr>
+              <w:t>Wykład – egzamin pisemny:; Egzamin pisemny zawierający pytania otwarte i zamknięte sprawdzające wiedzę teoretyczną z zakresu architektury mikroserwisowej i mikrofrontendowej. Warunkiem zaliczenia jest uzyskanie co najmniej 51% punktów.; Skala ocen: 51–60% – 3.0, 61–70% – 3.5, 71–80% – 4.0, 81–90% – 4.5, 91–100% – 5.0.; Laboratorium – zaliczenie z oceną:; Ocena ciągła na podstawie sprawozdań z zajęć laboratoryjnych (40% oceny końcowej laboratorium).; Projekt końcowy: zaprojektowanie i zaimplementowanie systemu złożonego z co najmniej 3 mikroserwisów komunikujących się przez REST/message broker oraz odpowiadającego mikrofrontendu opartego na Module Federation (60% oceny końcowej laboratorium).; Warunkiem zaliczenia laboratorium jest oddanie wszystkich sprawozdań oraz obrona projektu końcowego.; Ocena końcowa przedmiotu: średnia ważona oceny z egzaminu (60%) i oceny z laboratorium (40%).</w:t>
             </w:r>
           </w:p>
         </w:tc>
@@ -5517,62 +5549,6 @@
                 <w:sz w:val="16"/>
               </w:rPr>
               <w:t>Wyposażenie specjalistyczne konieczne do realizacji przedmiotu</w:t>
-            </w:r>
-          </w:p>
-        </w:tc>
-      </w:tr>
-      <w:tr>
-        <w:tc>
-          <w:tcPr>
-            <w:tcW w:type="dxa" w:w="3324"/>
-          </w:tcPr>
-          <w:p>
-            <w:pPr>
-              <w:spacing w:before="20" w:after="20"/>
-            </w:pPr>
-            <w:r>
-              <w:rPr>
-                <w:rFonts w:ascii="Aptos" w:hAnsi="Aptos"/>
-                <w:b w:val="0"/>
-                <w:i w:val="0"/>
-                <w:sz w:val="22"/>
-              </w:rPr>
-            </w:r>
-          </w:p>
-        </w:tc>
-        <w:tc>
-          <w:tcPr>
-            <w:tcW w:type="dxa" w:w="3324"/>
-          </w:tcPr>
-          <w:p>
-            <w:pPr>
-              <w:spacing w:before="20" w:after="20"/>
-            </w:pPr>
-            <w:r>
-              <w:rPr>
-                <w:rFonts w:ascii="Aptos" w:hAnsi="Aptos"/>
-                <w:b w:val="0"/>
-                <w:i w:val="0"/>
-                <w:sz w:val="22"/>
-              </w:rPr>
-            </w:r>
-          </w:p>
-        </w:tc>
-        <w:tc>
-          <w:tcPr>
-            <w:tcW w:type="dxa" w:w="3324"/>
-          </w:tcPr>
-          <w:p>
-            <w:pPr>
-              <w:spacing w:before="20" w:after="20"/>
-            </w:pPr>
-            <w:r>
-              <w:rPr>
-                <w:rFonts w:ascii="Aptos" w:hAnsi="Aptos"/>
-                <w:b w:val="0"/>
-                <w:i w:val="0"/>
-                <w:sz w:val="22"/>
-              </w:rPr>
             </w:r>
           </w:p>
         </w:tc>

--- a/public/assets/files/niestacjonarne/AMM.docx
+++ b/public/assets/files/niestacjonarne/AMM.docx
@@ -1156,6 +1156,7 @@
                 <w:i w:val="0"/>
                 <w:sz w:val="22"/>
               </w:rPr>
+              <w:t>Projektowanie i implementacja mikroserwisów oraz mikrofrontendów z użyciem Docker, Kubernetes i Module Federation; dokumentacja architektury systemu; przygotowanie projektu końcowego.</w:t>
             </w:r>
           </w:p>
         </w:tc>
@@ -1568,91 +1569,7 @@
                 <w:rFonts w:ascii="Aptos" w:hAnsi="Aptos"/>
                 <w:sz w:val="22"/>
               </w:rPr>
-              <w:t>1. Wykład – egzamin pisemny:</w:t>
-            </w:r>
-          </w:p>
-          <w:p>
-            <w:pPr>
-              <w:spacing w:before="20" w:after="20"/>
-            </w:pPr>
-            <w:r>
-              <w:rPr>
-                <w:rFonts w:ascii="Aptos" w:hAnsi="Aptos"/>
-                <w:sz w:val="22"/>
-              </w:rPr>
-              <w:t>2. Egzamin pisemny zawierający pytania otwarte i zamknięte sprawdzające wiedzę teoretyczną z zakresu architektury mikroserwisowej i mikrofrontendowej. Warunkiem zaliczenia jest uzyskanie co najmniej 51% punktów.</w:t>
-            </w:r>
-          </w:p>
-          <w:p>
-            <w:pPr>
-              <w:spacing w:before="20" w:after="20"/>
-            </w:pPr>
-            <w:r>
-              <w:rPr>
-                <w:rFonts w:ascii="Aptos" w:hAnsi="Aptos"/>
-                <w:sz w:val="22"/>
-              </w:rPr>
-              <w:t>3. Skala ocen: 51–60% – 3.0, 61–70% – 3.5, 71–80% – 4.0, 81–90% – 4.5, 91–100% – 5.0.</w:t>
-            </w:r>
-          </w:p>
-          <w:p>
-            <w:pPr>
-              <w:spacing w:before="20" w:after="20"/>
-            </w:pPr>
-            <w:r>
-              <w:rPr>
-                <w:rFonts w:ascii="Aptos" w:hAnsi="Aptos"/>
-                <w:sz w:val="22"/>
-              </w:rPr>
-              <w:t>4. Laboratorium – zaliczenie z oceną:</w:t>
-            </w:r>
-          </w:p>
-          <w:p>
-            <w:pPr>
-              <w:spacing w:before="20" w:after="20"/>
-            </w:pPr>
-            <w:r>
-              <w:rPr>
-                <w:rFonts w:ascii="Aptos" w:hAnsi="Aptos"/>
-                <w:sz w:val="22"/>
-              </w:rPr>
-              <w:t>5. Ocena ciągła na podstawie sprawozdań z zajęć laboratoryjnych (40% oceny końcowej laboratorium).</w:t>
-            </w:r>
-          </w:p>
-          <w:p>
-            <w:pPr>
-              <w:spacing w:before="20" w:after="20"/>
-            </w:pPr>
-            <w:r>
-              <w:rPr>
-                <w:rFonts w:ascii="Aptos" w:hAnsi="Aptos"/>
-                <w:sz w:val="22"/>
-              </w:rPr>
-              <w:t>6. Projekt końcowy: zaprojektowanie i zaimplementowanie systemu złożonego z co najmniej 3 mikroserwisów komunikujących się przez REST/message broker oraz odpowiadającego mikrofrontendu opartego na Module Federation (60% oceny końcowej laboratorium).</w:t>
-            </w:r>
-          </w:p>
-          <w:p>
-            <w:pPr>
-              <w:spacing w:before="20" w:after="20"/>
-            </w:pPr>
-            <w:r>
-              <w:rPr>
-                <w:rFonts w:ascii="Aptos" w:hAnsi="Aptos"/>
-                <w:sz w:val="22"/>
-              </w:rPr>
-              <w:t>7. Warunkiem zaliczenia laboratorium jest oddanie wszystkich sprawozdań oraz obrona projektu końcowego.</w:t>
-            </w:r>
-          </w:p>
-          <w:p>
-            <w:pPr>
-              <w:spacing w:before="20" w:after="20"/>
-            </w:pPr>
-            <w:r>
-              <w:rPr>
-                <w:rFonts w:ascii="Aptos" w:hAnsi="Aptos"/>
-                <w:sz w:val="22"/>
-              </w:rPr>
-              <w:t>8. Ocena końcowa przedmiotu: średnia ważona oceny z egzaminu (60%) i oceny z laboratorium (40%).</w:t>
+              <w:t>1. egzamin pisemny z zadaniami problemowymi</w:t>
             </w:r>
           </w:p>
         </w:tc>
@@ -1669,7 +1586,7 @@
                 <w:rFonts w:ascii="Aptos" w:hAnsi="Aptos"/>
                 <w:sz w:val="22"/>
               </w:rPr>
-              <w:t>1. Wykład – egzamin pisemny:</w:t>
+              <w:t>1. raport z wykonanego zadania</w:t>
             </w:r>
           </w:p>
           <w:p>
@@ -1681,7 +1598,7 @@
                 <w:rFonts w:ascii="Aptos" w:hAnsi="Aptos"/>
                 <w:sz w:val="22"/>
               </w:rPr>
-              <w:t>2. Egzamin pisemny zawierający pytania otwarte i zamknięte sprawdzające wiedzę teoretyczną z zakresu architektury mikroserwisowej i mikrofrontendowej. Warunkiem zaliczenia jest uzyskanie co najmniej 51% punktów.</w:t>
+              <w:t>2. prezentacja projektu i dokumentacji</w:t>
             </w:r>
           </w:p>
           <w:p>
@@ -1693,67 +1610,7 @@
                 <w:rFonts w:ascii="Aptos" w:hAnsi="Aptos"/>
                 <w:sz w:val="22"/>
               </w:rPr>
-              <w:t>3. Skala ocen: 51–60% – 3.0, 61–70% – 3.5, 71–80% – 4.0, 81–90% – 4.5, 91–100% – 5.0.</w:t>
-            </w:r>
-          </w:p>
-          <w:p>
-            <w:pPr>
-              <w:spacing w:before="20" w:after="20"/>
-            </w:pPr>
-            <w:r>
-              <w:rPr>
-                <w:rFonts w:ascii="Aptos" w:hAnsi="Aptos"/>
-                <w:sz w:val="22"/>
-              </w:rPr>
-              <w:t>4. Laboratorium – zaliczenie z oceną:</w:t>
-            </w:r>
-          </w:p>
-          <w:p>
-            <w:pPr>
-              <w:spacing w:before="20" w:after="20"/>
-            </w:pPr>
-            <w:r>
-              <w:rPr>
-                <w:rFonts w:ascii="Aptos" w:hAnsi="Aptos"/>
-                <w:sz w:val="22"/>
-              </w:rPr>
-              <w:t>5. Ocena ciągła na podstawie sprawozdań z zajęć laboratoryjnych (40% oceny końcowej laboratorium).</w:t>
-            </w:r>
-          </w:p>
-          <w:p>
-            <w:pPr>
-              <w:spacing w:before="20" w:after="20"/>
-            </w:pPr>
-            <w:r>
-              <w:rPr>
-                <w:rFonts w:ascii="Aptos" w:hAnsi="Aptos"/>
-                <w:sz w:val="22"/>
-              </w:rPr>
-              <w:t>6. Projekt końcowy: zaprojektowanie i zaimplementowanie systemu złożonego z co najmniej 3 mikroserwisów komunikujących się przez REST/message broker oraz odpowiadającego mikrofrontendu opartego na Module Federation (60% oceny końcowej laboratorium).</w:t>
-            </w:r>
-          </w:p>
-          <w:p>
-            <w:pPr>
-              <w:spacing w:before="20" w:after="20"/>
-            </w:pPr>
-            <w:r>
-              <w:rPr>
-                <w:rFonts w:ascii="Aptos" w:hAnsi="Aptos"/>
-                <w:sz w:val="22"/>
-              </w:rPr>
-              <w:t>7. Warunkiem zaliczenia laboratorium jest oddanie wszystkich sprawozdań oraz obrona projektu końcowego.</w:t>
-            </w:r>
-          </w:p>
-          <w:p>
-            <w:pPr>
-              <w:spacing w:before="20" w:after="20"/>
-            </w:pPr>
-            <w:r>
-              <w:rPr>
-                <w:rFonts w:ascii="Aptos" w:hAnsi="Aptos"/>
-                <w:sz w:val="22"/>
-              </w:rPr>
-              <w:t>8. Ocena końcowa przedmiotu: średnia ważona oceny z egzaminu (60%) i oceny z laboratorium (40%).</w:t>
+              <w:t>3. obrona projektu</w:t>
             </w:r>
           </w:p>
         </w:tc>
@@ -4305,7 +4162,7 @@
                 <w:i w:val="0"/>
                 <w:sz w:val="22"/>
               </w:rPr>
-              <w:t>Wykład – egzamin pisemny:; Egzamin pisemny zawierający pytania otwarte i zamknięte sprawdzające wiedzę teoretyczną z zakresu architektury mikroserwisowej i mikrofrontendowej. Warunkiem zaliczenia jest uzyskanie co najmniej 51% punktów.; Skala ocen: 51–60% – 3.0, 61–70% – 3.5, 71–80% – 4.0, 81–90% – 4.5, 91–100% – 5.0.; Laboratorium – zaliczenie z oceną:; Ocena ciągła na podstawie sprawozdań z zajęć laboratoryjnych (40% oceny końcowej laboratorium).; Projekt końcowy: zaprojektowanie i zaimplementowanie systemu złożonego z co najmniej 3 mikroserwisów komunikujących się przez REST/message broker oraz odpowiadającego mikrofrontendu opartego na Module Federation (60% oceny końcowej laboratorium).; Warunkiem zaliczenia laboratorium jest oddanie wszystkich sprawozdań oraz obrona projektu końcowego.; Ocena końcowa przedmiotu: średnia ważona oceny z egzaminu (60%) i oceny z laboratorium (40%).</w:t>
+              <w:t>egzamin pisemny z zadaniami problemowymi; raport z wykonanego zadania; prezentacja projektu i dokumentacji; obrona projektu</w:t>
             </w:r>
           </w:p>
         </w:tc>
@@ -4363,7 +4220,7 @@
                 <w:i w:val="0"/>
                 <w:sz w:val="22"/>
               </w:rPr>
-              <w:t>Wykład – egzamin pisemny:; Egzamin pisemny zawierający pytania otwarte i zamknięte sprawdzające wiedzę teoretyczną z zakresu architektury mikroserwisowej i mikrofrontendowej. Warunkiem zaliczenia jest uzyskanie co najmniej 51% punktów.; Skala ocen: 51–60% – 3.0, 61–70% – 3.5, 71–80% – 4.0, 81–90% – 4.5, 91–100% – 5.0.; Laboratorium – zaliczenie z oceną:; Ocena ciągła na podstawie sprawozdań z zajęć laboratoryjnych (40% oceny końcowej laboratorium).; Projekt końcowy: zaprojektowanie i zaimplementowanie systemu złożonego z co najmniej 3 mikroserwisów komunikujących się przez REST/message broker oraz odpowiadającego mikrofrontendu opartego na Module Federation (60% oceny końcowej laboratorium).; Warunkiem zaliczenia laboratorium jest oddanie wszystkich sprawozdań oraz obrona projektu końcowego.; Ocena końcowa przedmiotu: średnia ważona oceny z egzaminu (60%) i oceny z laboratorium (40%).</w:t>
+              <w:t>egzamin pisemny z zadaniami problemowymi; raport z wykonanego zadania; prezentacja projektu i dokumentacji; obrona projektu</w:t>
             </w:r>
           </w:p>
         </w:tc>
@@ -4421,7 +4278,7 @@
                 <w:i w:val="0"/>
                 <w:sz w:val="22"/>
               </w:rPr>
-              <w:t>Wykład – egzamin pisemny:; Egzamin pisemny zawierający pytania otwarte i zamknięte sprawdzające wiedzę teoretyczną z zakresu architektury mikroserwisowej i mikrofrontendowej. Warunkiem zaliczenia jest uzyskanie co najmniej 51% punktów.; Skala ocen: 51–60% – 3.0, 61–70% – 3.5, 71–80% – 4.0, 81–90% – 4.5, 91–100% – 5.0.; Laboratorium – zaliczenie z oceną:; Ocena ciągła na podstawie sprawozdań z zajęć laboratoryjnych (40% oceny końcowej laboratorium).; Projekt końcowy: zaprojektowanie i zaimplementowanie systemu złożonego z co najmniej 3 mikroserwisów komunikujących się przez REST/message broker oraz odpowiadającego mikrofrontendu opartego na Module Federation (60% oceny końcowej laboratorium).; Warunkiem zaliczenia laboratorium jest oddanie wszystkich sprawozdań oraz obrona projektu końcowego.; Ocena końcowa przedmiotu: średnia ważona oceny z egzaminu (60%) i oceny z laboratorium (40%).</w:t>
+              <w:t>egzamin pisemny z zadaniami problemowymi; raport z wykonanego zadania; prezentacja projektu i dokumentacji; obrona projektu</w:t>
             </w:r>
           </w:p>
         </w:tc>
@@ -4479,7 +4336,7 @@
                 <w:i w:val="0"/>
                 <w:sz w:val="22"/>
               </w:rPr>
-              <w:t>Wykład – egzamin pisemny:; Egzamin pisemny zawierający pytania otwarte i zamknięte sprawdzające wiedzę teoretyczną z zakresu architektury mikroserwisowej i mikrofrontendowej. Warunkiem zaliczenia jest uzyskanie co najmniej 51% punktów.; Skala ocen: 51–60% – 3.0, 61–70% – 3.5, 71–80% – 4.0, 81–90% – 4.5, 91–100% – 5.0.; Laboratorium – zaliczenie z oceną:; Ocena ciągła na podstawie sprawozdań z zajęć laboratoryjnych (40% oceny końcowej laboratorium).; Projekt końcowy: zaprojektowanie i zaimplementowanie systemu złożonego z co najmniej 3 mikroserwisów komunikujących się przez REST/message broker oraz odpowiadającego mikrofrontendu opartego na Module Federation (60% oceny końcowej laboratorium).; Warunkiem zaliczenia laboratorium jest oddanie wszystkich sprawozdań oraz obrona projektu końcowego.; Ocena końcowa przedmiotu: średnia ważona oceny z egzaminu (60%) i oceny z laboratorium (40%).</w:t>
+              <w:t>egzamin pisemny z zadaniami problemowymi; raport z wykonanego zadania; prezentacja projektu i dokumentacji; obrona projektu</w:t>
             </w:r>
           </w:p>
         </w:tc>
@@ -4537,7 +4394,7 @@
                 <w:i w:val="0"/>
                 <w:sz w:val="22"/>
               </w:rPr>
-              <w:t>Wykład – egzamin pisemny:; Egzamin pisemny zawierający pytania otwarte i zamknięte sprawdzające wiedzę teoretyczną z zakresu architektury mikroserwisowej i mikrofrontendowej. Warunkiem zaliczenia jest uzyskanie co najmniej 51% punktów.; Skala ocen: 51–60% – 3.0, 61–70% – 3.5, 71–80% – 4.0, 81–90% – 4.5, 91–100% – 5.0.; Laboratorium – zaliczenie z oceną:; Ocena ciągła na podstawie sprawozdań z zajęć laboratoryjnych (40% oceny końcowej laboratorium).; Projekt końcowy: zaprojektowanie i zaimplementowanie systemu złożonego z co najmniej 3 mikroserwisów komunikujących się przez REST/message broker oraz odpowiadającego mikrofrontendu opartego na Module Federation (60% oceny końcowej laboratorium).; Warunkiem zaliczenia laboratorium jest oddanie wszystkich sprawozdań oraz obrona projektu końcowego.; Ocena końcowa przedmiotu: średnia ważona oceny z egzaminu (60%) i oceny z laboratorium (40%).</w:t>
+              <w:t>egzamin pisemny z zadaniami problemowymi; raport z wykonanego zadania; prezentacja projektu i dokumentacji; obrona projektu</w:t>
             </w:r>
           </w:p>
         </w:tc>
@@ -4595,7 +4452,7 @@
                 <w:i w:val="0"/>
                 <w:sz w:val="22"/>
               </w:rPr>
-              <w:t>Wykład – egzamin pisemny:; Egzamin pisemny zawierający pytania otwarte i zamknięte sprawdzające wiedzę teoretyczną z zakresu architektury mikroserwisowej i mikrofrontendowej. Warunkiem zaliczenia jest uzyskanie co najmniej 51% punktów.; Skala ocen: 51–60% – 3.0, 61–70% – 3.5, 71–80% – 4.0, 81–90% – 4.5, 91–100% – 5.0.; Laboratorium – zaliczenie z oceną:; Ocena ciągła na podstawie sprawozdań z zajęć laboratoryjnych (40% oceny końcowej laboratorium).; Projekt końcowy: zaprojektowanie i zaimplementowanie systemu złożonego z co najmniej 3 mikroserwisów komunikujących się przez REST/message broker oraz odpowiadającego mikrofrontendu opartego na Module Federation (60% oceny końcowej laboratorium).; Warunkiem zaliczenia laboratorium jest oddanie wszystkich sprawozdań oraz obrona projektu końcowego.; Ocena końcowa przedmiotu: średnia ważona oceny z egzaminu (60%) i oceny z laboratorium (40%).</w:t>
+              <w:t>egzamin pisemny z zadaniami problemowymi; raport z wykonanego zadania; prezentacja projektu i dokumentacji; obrona projektu</w:t>
             </w:r>
           </w:p>
         </w:tc>
@@ -4653,7 +4510,7 @@
                 <w:i w:val="0"/>
                 <w:sz w:val="22"/>
               </w:rPr>
-              <w:t>Wykład – egzamin pisemny:; Egzamin pisemny zawierający pytania otwarte i zamknięte sprawdzające wiedzę teoretyczną z zakresu architektury mikroserwisowej i mikrofrontendowej. Warunkiem zaliczenia jest uzyskanie co najmniej 51% punktów.; Skala ocen: 51–60% – 3.0, 61–70% – 3.5, 71–80% – 4.0, 81–90% – 4.5, 91–100% – 5.0.; Laboratorium – zaliczenie z oceną:; Ocena ciągła na podstawie sprawozdań z zajęć laboratoryjnych (40% oceny końcowej laboratorium).; Projekt końcowy: zaprojektowanie i zaimplementowanie systemu złożonego z co najmniej 3 mikroserwisów komunikujących się przez REST/message broker oraz odpowiadającego mikrofrontendu opartego na Module Federation (60% oceny końcowej laboratorium).; Warunkiem zaliczenia laboratorium jest oddanie wszystkich sprawozdań oraz obrona projektu końcowego.; Ocena końcowa przedmiotu: średnia ważona oceny z egzaminu (60%) i oceny z laboratorium (40%).</w:t>
+              <w:t>egzamin pisemny z zadaniami problemowymi; raport z wykonanego zadania; prezentacja projektu i dokumentacji; obrona projektu</w:t>
             </w:r>
           </w:p>
         </w:tc>
@@ -4816,7 +4673,7 @@
                 <w:i w:val="0"/>
                 <w:sz w:val="22"/>
               </w:rPr>
-              <w:t>Wykład – egzamin pisemny:; Egzamin pisemny zawierający pytania otwarte i zamknięte sprawdzające wiedzę teoretyczną z zakresu architektury mikroserwisowej i mikrofrontendowej. Warunkiem zaliczenia jest uzyskanie co najmniej 51% punktów.; Skala ocen: 51–60% – 3.0, 61–70% – 3.5, 71–80% – 4.0, 81–90% – 4.5, 91–100% – 5.0.; Laboratorium – zaliczenie z oceną:; Ocena ciągła na podstawie sprawozdań z zajęć laboratoryjnych (40% oceny końcowej laboratorium).; Projekt końcowy: zaprojektowanie i zaimplementowanie systemu złożonego z co najmniej 3 mikroserwisów komunikujących się przez REST/message broker oraz odpowiadającego mikrofrontendu opartego na Module Federation (60% oceny końcowej laboratorium).; Warunkiem zaliczenia laboratorium jest oddanie wszystkich sprawozdań oraz obrona projektu końcowego.; Ocena końcowa przedmiotu: średnia ważona oceny z egzaminu (60%) i oceny z laboratorium (40%).</w:t>
+              <w:t>egzamin pisemny z zadaniami problemowymi; raport z wykonanego zadania; prezentacja projektu i dokumentacji; obrona projektu</w:t>
             </w:r>
           </w:p>
         </w:tc>
@@ -4874,7 +4731,7 @@
                 <w:i w:val="0"/>
                 <w:sz w:val="22"/>
               </w:rPr>
-              <w:t>Wykład – egzamin pisemny:; Egzamin pisemny zawierający pytania otwarte i zamknięte sprawdzające wiedzę teoretyczną z zakresu architektury mikroserwisowej i mikrofrontendowej. Warunkiem zaliczenia jest uzyskanie co najmniej 51% punktów.; Skala ocen: 51–60% – 3.0, 61–70% – 3.5, 71–80% – 4.0, 81–90% – 4.5, 91–100% – 5.0.; Laboratorium – zaliczenie z oceną:; Ocena ciągła na podstawie sprawozdań z zajęć laboratoryjnych (40% oceny końcowej laboratorium).; Projekt końcowy: zaprojektowanie i zaimplementowanie systemu złożonego z co najmniej 3 mikroserwisów komunikujących się przez REST/message broker oraz odpowiadającego mikrofrontendu opartego na Module Federation (60% oceny końcowej laboratorium).; Warunkiem zaliczenia laboratorium jest oddanie wszystkich sprawozdań oraz obrona projektu końcowego.; Ocena końcowa przedmiotu: średnia ważona oceny z egzaminu (60%) i oceny z laboratorium (40%).</w:t>
+              <w:t>egzamin pisemny z zadaniami problemowymi; raport z wykonanego zadania; prezentacja projektu i dokumentacji; obrona projektu</w:t>
             </w:r>
           </w:p>
         </w:tc>
@@ -4932,7 +4789,7 @@
                 <w:i w:val="0"/>
                 <w:sz w:val="22"/>
               </w:rPr>
-              <w:t>Wykład – egzamin pisemny:; Egzamin pisemny zawierający pytania otwarte i zamknięte sprawdzające wiedzę teoretyczną z zakresu architektury mikroserwisowej i mikrofrontendowej. Warunkiem zaliczenia jest uzyskanie co najmniej 51% punktów.; Skala ocen: 51–60% – 3.0, 61–70% – 3.5, 71–80% – 4.0, 81–90% – 4.5, 91–100% – 5.0.; Laboratorium – zaliczenie z oceną:; Ocena ciągła na podstawie sprawozdań z zajęć laboratoryjnych (40% oceny końcowej laboratorium).; Projekt końcowy: zaprojektowanie i zaimplementowanie systemu złożonego z co najmniej 3 mikroserwisów komunikujących się przez REST/message broker oraz odpowiadającego mikrofrontendu opartego na Module Federation (60% oceny końcowej laboratorium).; Warunkiem zaliczenia laboratorium jest oddanie wszystkich sprawozdań oraz obrona projektu końcowego.; Ocena końcowa przedmiotu: średnia ważona oceny z egzaminu (60%) i oceny z laboratorium (40%).</w:t>
+              <w:t>egzamin pisemny z zadaniami problemowymi; raport z wykonanego zadania; prezentacja projektu i dokumentacji; obrona projektu</w:t>
             </w:r>
           </w:p>
         </w:tc>
@@ -4990,7 +4847,7 @@
                 <w:i w:val="0"/>
                 <w:sz w:val="22"/>
               </w:rPr>
-              <w:t>Wykład – egzamin pisemny:; Egzamin pisemny zawierający pytania otwarte i zamknięte sprawdzające wiedzę teoretyczną z zakresu architektury mikroserwisowej i mikrofrontendowej. Warunkiem zaliczenia jest uzyskanie co najmniej 51% punktów.; Skala ocen: 51–60% – 3.0, 61–70% – 3.5, 71–80% – 4.0, 81–90% – 4.5, 91–100% – 5.0.; Laboratorium – zaliczenie z oceną:; Ocena ciągła na podstawie sprawozdań z zajęć laboratoryjnych (40% oceny końcowej laboratorium).; Projekt końcowy: zaprojektowanie i zaimplementowanie systemu złożonego z co najmniej 3 mikroserwisów komunikujących się przez REST/message broker oraz odpowiadającego mikrofrontendu opartego na Module Federation (60% oceny końcowej laboratorium).; Warunkiem zaliczenia laboratorium jest oddanie wszystkich sprawozdań oraz obrona projektu końcowego.; Ocena końcowa przedmiotu: średnia ważona oceny z egzaminu (60%) i oceny z laboratorium (40%).</w:t>
+              <w:t>egzamin pisemny z zadaniami problemowymi; raport z wykonanego zadania; prezentacja projektu i dokumentacji; obrona projektu</w:t>
             </w:r>
           </w:p>
         </w:tc>
@@ -5048,7 +4905,7 @@
                 <w:i w:val="0"/>
                 <w:sz w:val="22"/>
               </w:rPr>
-              <w:t>Wykład – egzamin pisemny:; Egzamin pisemny zawierający pytania otwarte i zamknięte sprawdzające wiedzę teoretyczną z zakresu architektury mikroserwisowej i mikrofrontendowej. Warunkiem zaliczenia jest uzyskanie co najmniej 51% punktów.; Skala ocen: 51–60% – 3.0, 61–70% – 3.5, 71–80% – 4.0, 81–90% – 4.5, 91–100% – 5.0.; Laboratorium – zaliczenie z oceną:; Ocena ciągła na podstawie sprawozdań z zajęć laboratoryjnych (40% oceny końcowej laboratorium).; Projekt końcowy: zaprojektowanie i zaimplementowanie systemu złożonego z co najmniej 3 mikroserwisów komunikujących się przez REST/message broker oraz odpowiadającego mikrofrontendu opartego na Module Federation (60% oceny końcowej laboratorium).; Warunkiem zaliczenia laboratorium jest oddanie wszystkich sprawozdań oraz obrona projektu końcowego.; Ocena końcowa przedmiotu: średnia ważona oceny z egzaminu (60%) i oceny z laboratorium (40%).</w:t>
+              <w:t>egzamin pisemny z zadaniami problemowymi; raport z wykonanego zadania; prezentacja projektu i dokumentacji; obrona projektu</w:t>
             </w:r>
           </w:p>
         </w:tc>
@@ -5106,7 +4963,7 @@
                 <w:i w:val="0"/>
                 <w:sz w:val="22"/>
               </w:rPr>
-              <w:t>Wykład – egzamin pisemny:; Egzamin pisemny zawierający pytania otwarte i zamknięte sprawdzające wiedzę teoretyczną z zakresu architektury mikroserwisowej i mikrofrontendowej. Warunkiem zaliczenia jest uzyskanie co najmniej 51% punktów.; Skala ocen: 51–60% – 3.0, 61–70% – 3.5, 71–80% – 4.0, 81–90% – 4.5, 91–100% – 5.0.; Laboratorium – zaliczenie z oceną:; Ocena ciągła na podstawie sprawozdań z zajęć laboratoryjnych (40% oceny końcowej laboratorium).; Projekt końcowy: zaprojektowanie i zaimplementowanie systemu złożonego z co najmniej 3 mikroserwisów komunikujących się przez REST/message broker oraz odpowiadającego mikrofrontendu opartego na Module Federation (60% oceny końcowej laboratorium).; Warunkiem zaliczenia laboratorium jest oddanie wszystkich sprawozdań oraz obrona projektu końcowego.; Ocena końcowa przedmiotu: średnia ważona oceny z egzaminu (60%) i oceny z laboratorium (40%).</w:t>
+              <w:t>egzamin pisemny z zadaniami problemowymi; raport z wykonanego zadania; prezentacja projektu i dokumentacji; obrona projektu</w:t>
             </w:r>
           </w:p>
         </w:tc>
@@ -5164,7 +5021,7 @@
                 <w:i w:val="0"/>
                 <w:sz w:val="22"/>
               </w:rPr>
-              <w:t>Wykład – egzamin pisemny:; Egzamin pisemny zawierający pytania otwarte i zamknięte sprawdzające wiedzę teoretyczną z zakresu architektury mikroserwisowej i mikrofrontendowej. Warunkiem zaliczenia jest uzyskanie co najmniej 51% punktów.; Skala ocen: 51–60% – 3.0, 61–70% – 3.5, 71–80% – 4.0, 81–90% – 4.5, 91–100% – 5.0.; Laboratorium – zaliczenie z oceną:; Ocena ciągła na podstawie sprawozdań z zajęć laboratoryjnych (40% oceny końcowej laboratorium).; Projekt końcowy: zaprojektowanie i zaimplementowanie systemu złożonego z co najmniej 3 mikroserwisów komunikujących się przez REST/message broker oraz odpowiadającego mikrofrontendu opartego na Module Federation (60% oceny końcowej laboratorium).; Warunkiem zaliczenia laboratorium jest oddanie wszystkich sprawozdań oraz obrona projektu końcowego.; Ocena końcowa przedmiotu: średnia ważona oceny z egzaminu (60%) i oceny z laboratorium (40%).</w:t>
+              <w:t>egzamin pisemny z zadaniami problemowymi; raport z wykonanego zadania; prezentacja projektu i dokumentacji; obrona projektu</w:t>
             </w:r>
           </w:p>
         </w:tc>
@@ -5327,7 +5184,7 @@
                 <w:i w:val="0"/>
                 <w:sz w:val="22"/>
               </w:rPr>
-              <w:t>Wykład – egzamin pisemny:; Egzamin pisemny zawierający pytania otwarte i zamknięte sprawdzające wiedzę teoretyczną z zakresu architektury mikroserwisowej i mikrofrontendowej. Warunkiem zaliczenia jest uzyskanie co najmniej 51% punktów.; Skala ocen: 51–60% – 3.0, 61–70% – 3.5, 71–80% – 4.0, 81–90% – 4.5, 91–100% – 5.0.; Laboratorium – zaliczenie z oceną:; Ocena ciągła na podstawie sprawozdań z zajęć laboratoryjnych (40% oceny końcowej laboratorium).; Projekt końcowy: zaprojektowanie i zaimplementowanie systemu złożonego z co najmniej 3 mikroserwisów komunikujących się przez REST/message broker oraz odpowiadającego mikrofrontendu opartego na Module Federation (60% oceny końcowej laboratorium).; Warunkiem zaliczenia laboratorium jest oddanie wszystkich sprawozdań oraz obrona projektu końcowego.; Ocena końcowa przedmiotu: średnia ważona oceny z egzaminu (60%) i oceny z laboratorium (40%).</w:t>
+              <w:t>egzamin pisemny z zadaniami problemowymi; raport z wykonanego zadania; prezentacja projektu i dokumentacji; obrona projektu</w:t>
             </w:r>
           </w:p>
         </w:tc>
@@ -5385,7 +5242,7 @@
                 <w:i w:val="0"/>
                 <w:sz w:val="22"/>
               </w:rPr>
-              <w:t>Wykład – egzamin pisemny:; Egzamin pisemny zawierający pytania otwarte i zamknięte sprawdzające wiedzę teoretyczną z zakresu architektury mikroserwisowej i mikrofrontendowej. Warunkiem zaliczenia jest uzyskanie co najmniej 51% punktów.; Skala ocen: 51–60% – 3.0, 61–70% – 3.5, 71–80% – 4.0, 81–90% – 4.5, 91–100% – 5.0.; Laboratorium – zaliczenie z oceną:; Ocena ciągła na podstawie sprawozdań z zajęć laboratoryjnych (40% oceny końcowej laboratorium).; Projekt końcowy: zaprojektowanie i zaimplementowanie systemu złożonego z co najmniej 3 mikroserwisów komunikujących się przez REST/message broker oraz odpowiadającego mikrofrontendu opartego na Module Federation (60% oceny końcowej laboratorium).; Warunkiem zaliczenia laboratorium jest oddanie wszystkich sprawozdań oraz obrona projektu końcowego.; Ocena końcowa przedmiotu: średnia ważona oceny z egzaminu (60%) i oceny z laboratorium (40%).</w:t>
+              <w:t>egzamin pisemny z zadaniami problemowymi; raport z wykonanego zadania; prezentacja projektu i dokumentacji; obrona projektu</w:t>
             </w:r>
           </w:p>
         </w:tc>
@@ -5443,7 +5300,7 @@
                 <w:i w:val="0"/>
                 <w:sz w:val="22"/>
               </w:rPr>
-              <w:t>Wykład – egzamin pisemny:; Egzamin pisemny zawierający pytania otwarte i zamknięte sprawdzające wiedzę teoretyczną z zakresu architektury mikroserwisowej i mikrofrontendowej. Warunkiem zaliczenia jest uzyskanie co najmniej 51% punktów.; Skala ocen: 51–60% – 3.0, 61–70% – 3.5, 71–80% – 4.0, 81–90% – 4.5, 91–100% – 5.0.; Laboratorium – zaliczenie z oceną:; Ocena ciągła na podstawie sprawozdań z zajęć laboratoryjnych (40% oceny końcowej laboratorium).; Projekt końcowy: zaprojektowanie i zaimplementowanie systemu złożonego z co najmniej 3 mikroserwisów komunikujących się przez REST/message broker oraz odpowiadającego mikrofrontendu opartego na Module Federation (60% oceny końcowej laboratorium).; Warunkiem zaliczenia laboratorium jest oddanie wszystkich sprawozdań oraz obrona projektu końcowego.; Ocena końcowa przedmiotu: średnia ważona oceny z egzaminu (60%) i oceny z laboratorium (40%).</w:t>
+              <w:t>egzamin pisemny z zadaniami problemowymi; raport z wykonanego zadania; prezentacja projektu i dokumentacji; obrona projektu</w:t>
             </w:r>
           </w:p>
         </w:tc>

--- a/public/assets/files/niestacjonarne/AMM.docx
+++ b/public/assets/files/niestacjonarne/AMM.docx
@@ -144,7 +144,7 @@
                 <w:i w:val="0"/>
                 <w:sz w:val="22"/>
               </w:rPr>
-              <w:t>26.02.2026</w:t>
+              <w:t>08.03.2026</w:t>
             </w:r>
           </w:p>
         </w:tc>
@@ -1290,7 +1290,20 @@
                 <w:b w:val="0"/>
                 <w:sz w:val="22"/>
               </w:rPr>
-              <w:t>• Wykład z prezentacją multimedialną, demonstracje na żywo, analiza przypadków przemysłowych (Netflix, Amazon, Spotify).</w:t>
+              <w:t>• wykład z prezentacją multimedialną</w:t>
+            </w:r>
+          </w:p>
+          <w:p>
+            <w:pPr>
+              <w:spacing w:before="20" w:after="20"/>
+            </w:pPr>
+            <w:r>
+              <w:rPr>
+                <w:rFonts w:ascii="Aptos" w:hAnsi="Aptos"/>
+                <w:b w:val="0"/>
+                <w:sz w:val="22"/>
+              </w:rPr>
+              <w:t>• wykład z prezentacją oprogramowania</w:t>
             </w:r>
           </w:p>
           <w:p>
@@ -1303,7 +1316,7 @@
                 <w:b/>
                 <w:sz w:val="22"/>
               </w:rPr>
-              <w:t>Laboratorium:</w:t>
+              <w:t>Ćwiczenia / Laboratorium:</w:t>
             </w:r>
           </w:p>
           <w:p>
@@ -1316,7 +1329,33 @@
                 <w:b w:val="0"/>
                 <w:sz w:val="22"/>
               </w:rPr>
-              <w:t>• Ćwiczenia praktyczne: projektowanie i implementacja mikroserwisów oraz mikrofrontendów z wykorzystaniem narzędzi branżowych (Docker, Kubernetes, Module Federation, Node.js).</w:t>
+              <w:t>• metoda projektów (projekt praktyczny)</w:t>
+            </w:r>
+          </w:p>
+          <w:p>
+            <w:pPr>
+              <w:spacing w:before="20" w:after="20"/>
+            </w:pPr>
+            <w:r>
+              <w:rPr>
+                <w:rFonts w:ascii="Aptos" w:hAnsi="Aptos"/>
+                <w:b w:val="0"/>
+                <w:sz w:val="22"/>
+              </w:rPr>
+              <w:t>• rozwiązywanie zadań</w:t>
+            </w:r>
+          </w:p>
+          <w:p>
+            <w:pPr>
+              <w:spacing w:before="20" w:after="20"/>
+            </w:pPr>
+            <w:r>
+              <w:rPr>
+                <w:rFonts w:ascii="Aptos" w:hAnsi="Aptos"/>
+                <w:b w:val="0"/>
+                <w:sz w:val="22"/>
+              </w:rPr>
+              <w:t>• praca w grupach</w:t>
             </w:r>
           </w:p>
         </w:tc>
@@ -2076,6 +2115,7 @@
                 <w:i w:val="0"/>
                 <w:sz w:val="22"/>
               </w:rPr>
+              <w:t>L01. Konfiguracja środowiska: Docker Desktop, Node.js, VS Code. Uruchomienie pierwszego mikroserwisu w Node.js/Express. Dockeryzacja. Testowanie endpointów (Postman/curl).</w:t>
             </w:r>
           </w:p>
         </w:tc>
@@ -2134,6 +2174,7 @@
                 <w:i w:val="0"/>
                 <w:sz w:val="22"/>
               </w:rPr>
+              <w:t>L02. Projektowanie systemu – dekompozycja domeny wybranej aplikacji (np. sklep internetowy) na mikroserwisy metodą Event Storming. Definiowanie kontraktów REST (OpenAPI).</w:t>
             </w:r>
           </w:p>
         </w:tc>
@@ -2192,6 +2233,7 @@
                 <w:i w:val="0"/>
                 <w:sz w:val="22"/>
               </w:rPr>
+              <w:t>L03. Implementacja mikroserwisu nr 1 (np. serwis produktów) – REST API, walidacja, obsługa błędów, testy jednostkowe (Jest).</w:t>
             </w:r>
           </w:p>
         </w:tc>
@@ -2250,6 +2292,7 @@
                 <w:i w:val="0"/>
                 <w:sz w:val="22"/>
               </w:rPr>
+              <w:t>L04. Implementacja mikroserwisu nr 2 (np. serwis zamówień) – komunikacja synchroniczna (REST) z serwisem produktów. Obsługa scenariuszy błędów.</w:t>
             </w:r>
           </w:p>
         </w:tc>
@@ -2308,6 +2351,7 @@
                 <w:i w:val="0"/>
                 <w:sz w:val="22"/>
               </w:rPr>
+              <w:t>L05. Konfiguracja RabbitMQ w Docker Compose. Implementacja komunikacji asynchronicznej między serwisami (zdarzenie OrderPlaced → serwis notyfikacji).</w:t>
             </w:r>
           </w:p>
         </w:tc>
@@ -2366,6 +2410,7 @@
                 <w:i w:val="0"/>
                 <w:sz w:val="22"/>
               </w:rPr>
+              <w:t>L06. Implementacja API Gateway w NGINX lub jako mikroserwis Node.js – routing do serwisów backendu, uwierzytelnianie JWT, rate limiting.</w:t>
             </w:r>
           </w:p>
         </w:tc>
@@ -2424,6 +2469,7 @@
                 <w:i w:val="0"/>
                 <w:sz w:val="22"/>
               </w:rPr>
+              <w:t>L07. Wzorzec Circuit Breaker z użyciem biblioteki opossum (Node.js). Symulowanie awarii serwisu i testowanie mechanizmów fallback.</w:t>
             </w:r>
           </w:p>
         </w:tc>
@@ -2482,6 +2528,7 @@
                 <w:i w:val="0"/>
                 <w:sz w:val="22"/>
               </w:rPr>
+              <w:t>L08. Podstawy Webpack Module Federation – konfiguracja hosta i remotu. Pierwszy mikrofrontend wystawiający komponent React/Vue.</w:t>
             </w:r>
           </w:p>
         </w:tc>
@@ -2540,6 +2587,7 @@
                 <w:i w:val="0"/>
                 <w:sz w:val="22"/>
               </w:rPr>
+              <w:t>L09. Budowa aplikacji Shell – integracja co najmniej dwóch niezależnych modułów mikrofrontendowych. Dynamiczne ładowanie modułów.</w:t>
             </w:r>
           </w:p>
         </w:tc>
@@ -2598,6 +2646,7 @@
                 <w:i w:val="0"/>
                 <w:sz w:val="22"/>
               </w:rPr>
+              <w:t>L10. Routing w aplikacji mikrofrontendowej. Komunikacja między modułami przy użyciu Custom Events i współdzielonego Event Bus.</w:t>
             </w:r>
           </w:p>
         </w:tc>
@@ -2656,6 +2705,7 @@
                 <w:i w:val="0"/>
                 <w:sz w:val="22"/>
               </w:rPr>
+              <w:t>L11. Przygotowanie pełnego środowiska Docker Compose: backend (mikroserwisy + broker + baza danych) + frontend (shell + moduły). Demonstracja pełnej aplikacji.</w:t>
             </w:r>
           </w:p>
         </w:tc>
@@ -2714,6 +2764,7 @@
                 <w:i w:val="0"/>
                 <w:sz w:val="22"/>
               </w:rPr>
+              <w:t>L12. Wdrożenie na Kubernetes (lokalnie: Minikube lub k3s) – tworzenie manifestów Deployment i Service dla każdego mikroserwisu. Konfiguracja Ingress.</w:t>
             </w:r>
           </w:p>
         </w:tc>
@@ -2772,6 +2823,7 @@
                 <w:i w:val="0"/>
                 <w:sz w:val="22"/>
               </w:rPr>
+              <w:t>L13. Skalowanie i monitorowanie w Kubernetes – HPA, metryki (kubectl top), probes (liveness, readiness). Podstawy Helm: pakietowanie aplikacji jako Helm chart.</w:t>
             </w:r>
           </w:p>
         </w:tc>
@@ -2830,6 +2882,7 @@
                 <w:i w:val="0"/>
                 <w:sz w:val="22"/>
               </w:rPr>
+              <w:t xml:space="preserve">L14. Przegląd i obrona projektów końcowych – prezentacja architektury, demonstracja działającego systemu, dyskusja decyzji </w:t>
             </w:r>
           </w:p>
         </w:tc>
@@ -2888,876 +2941,7 @@
                 <w:i w:val="0"/>
                 <w:sz w:val="22"/>
               </w:rPr>
-            </w:r>
-          </w:p>
-        </w:tc>
-      </w:tr>
-      <w:tr>
-        <w:tc>
-          <w:tcPr>
-            <w:tcW w:type="dxa" w:w="680"/>
-          </w:tcPr>
-          <w:p>
-            <w:pPr>
-              <w:spacing w:before="20" w:after="20"/>
-            </w:pPr>
-            <w:r>
-              <w:rPr>
-                <w:rFonts w:ascii="Aptos" w:hAnsi="Aptos"/>
-                <w:b w:val="0"/>
-                <w:i w:val="0"/>
-                <w:sz w:val="22"/>
-              </w:rPr>
-              <w:t>16.</w:t>
-            </w:r>
-          </w:p>
-        </w:tc>
-        <w:tc>
-          <w:tcPr>
-            <w:tcW w:type="dxa" w:w="4536"/>
-          </w:tcPr>
-          <w:p>
-            <w:pPr>
-              <w:spacing w:before="20" w:after="20"/>
-            </w:pPr>
-            <w:r>
-              <w:rPr>
-                <w:rFonts w:ascii="Aptos" w:hAnsi="Aptos"/>
-                <w:b w:val="0"/>
-                <w:i w:val="0"/>
-                <w:sz w:val="22"/>
-              </w:rPr>
-              <w:t>L01. Konfiguracja środowiska: Docker Desktop, Node.js, VS Code. Uruchomienie pierwszego mikroserwisu w Node.js/Express. Dockeryzacja. Testowanie endpointów (Postman/curl).</w:t>
-            </w:r>
-          </w:p>
-        </w:tc>
-        <w:tc>
-          <w:tcPr>
-            <w:tcW w:type="dxa" w:w="4252"/>
-          </w:tcPr>
-          <w:p>
-            <w:pPr>
-              <w:spacing w:before="20" w:after="20"/>
-            </w:pPr>
-            <w:r>
-              <w:rPr>
-                <w:rFonts w:ascii="Aptos" w:hAnsi="Aptos"/>
-                <w:b w:val="0"/>
-                <w:i w:val="0"/>
-                <w:sz w:val="22"/>
-              </w:rPr>
-            </w:r>
-          </w:p>
-        </w:tc>
-      </w:tr>
-      <w:tr>
-        <w:tc>
-          <w:tcPr>
-            <w:tcW w:type="dxa" w:w="680"/>
-          </w:tcPr>
-          <w:p>
-            <w:pPr>
-              <w:spacing w:before="20" w:after="20"/>
-            </w:pPr>
-            <w:r>
-              <w:rPr>
-                <w:rFonts w:ascii="Aptos" w:hAnsi="Aptos"/>
-                <w:b w:val="0"/>
-                <w:i w:val="0"/>
-                <w:sz w:val="22"/>
-              </w:rPr>
-              <w:t>17.</w:t>
-            </w:r>
-          </w:p>
-        </w:tc>
-        <w:tc>
-          <w:tcPr>
-            <w:tcW w:type="dxa" w:w="4536"/>
-          </w:tcPr>
-          <w:p>
-            <w:pPr>
-              <w:spacing w:before="20" w:after="20"/>
-            </w:pPr>
-            <w:r>
-              <w:rPr>
-                <w:rFonts w:ascii="Aptos" w:hAnsi="Aptos"/>
-                <w:b w:val="0"/>
-                <w:i w:val="0"/>
-                <w:sz w:val="22"/>
-              </w:rPr>
-              <w:t>L02. Projektowanie systemu – dekompozycja domeny wybranej aplikacji (np. sklep internetowy) na mikroserwisy metodą Event Storming. Definiowanie kontraktów REST (OpenAPI).</w:t>
-            </w:r>
-          </w:p>
-        </w:tc>
-        <w:tc>
-          <w:tcPr>
-            <w:tcW w:type="dxa" w:w="4252"/>
-          </w:tcPr>
-          <w:p>
-            <w:pPr>
-              <w:spacing w:before="20" w:after="20"/>
-            </w:pPr>
-            <w:r>
-              <w:rPr>
-                <w:rFonts w:ascii="Aptos" w:hAnsi="Aptos"/>
-                <w:b w:val="0"/>
-                <w:i w:val="0"/>
-                <w:sz w:val="22"/>
-              </w:rPr>
-            </w:r>
-          </w:p>
-        </w:tc>
-      </w:tr>
-      <w:tr>
-        <w:tc>
-          <w:tcPr>
-            <w:tcW w:type="dxa" w:w="680"/>
-          </w:tcPr>
-          <w:p>
-            <w:pPr>
-              <w:spacing w:before="20" w:after="20"/>
-            </w:pPr>
-            <w:r>
-              <w:rPr>
-                <w:rFonts w:ascii="Aptos" w:hAnsi="Aptos"/>
-                <w:b w:val="0"/>
-                <w:i w:val="0"/>
-                <w:sz w:val="22"/>
-              </w:rPr>
-              <w:t>18.</w:t>
-            </w:r>
-          </w:p>
-        </w:tc>
-        <w:tc>
-          <w:tcPr>
-            <w:tcW w:type="dxa" w:w="4536"/>
-          </w:tcPr>
-          <w:p>
-            <w:pPr>
-              <w:spacing w:before="20" w:after="20"/>
-            </w:pPr>
-            <w:r>
-              <w:rPr>
-                <w:rFonts w:ascii="Aptos" w:hAnsi="Aptos"/>
-                <w:b w:val="0"/>
-                <w:i w:val="0"/>
-                <w:sz w:val="22"/>
-              </w:rPr>
-              <w:t>L03. Implementacja mikroserwisu nr 1 (np. serwis produktów) – REST API, walidacja, obsługa błędów, testy jednostkowe (Jest).</w:t>
-            </w:r>
-          </w:p>
-        </w:tc>
-        <w:tc>
-          <w:tcPr>
-            <w:tcW w:type="dxa" w:w="4252"/>
-          </w:tcPr>
-          <w:p>
-            <w:pPr>
-              <w:spacing w:before="20" w:after="20"/>
-            </w:pPr>
-            <w:r>
-              <w:rPr>
-                <w:rFonts w:ascii="Aptos" w:hAnsi="Aptos"/>
-                <w:b w:val="0"/>
-                <w:i w:val="0"/>
-                <w:sz w:val="22"/>
-              </w:rPr>
-            </w:r>
-          </w:p>
-        </w:tc>
-      </w:tr>
-      <w:tr>
-        <w:tc>
-          <w:tcPr>
-            <w:tcW w:type="dxa" w:w="680"/>
-          </w:tcPr>
-          <w:p>
-            <w:pPr>
-              <w:spacing w:before="20" w:after="20"/>
-            </w:pPr>
-            <w:r>
-              <w:rPr>
-                <w:rFonts w:ascii="Aptos" w:hAnsi="Aptos"/>
-                <w:b w:val="0"/>
-                <w:i w:val="0"/>
-                <w:sz w:val="22"/>
-              </w:rPr>
-              <w:t>19.</w:t>
-            </w:r>
-          </w:p>
-        </w:tc>
-        <w:tc>
-          <w:tcPr>
-            <w:tcW w:type="dxa" w:w="4536"/>
-          </w:tcPr>
-          <w:p>
-            <w:pPr>
-              <w:spacing w:before="20" w:after="20"/>
-            </w:pPr>
-            <w:r>
-              <w:rPr>
-                <w:rFonts w:ascii="Aptos" w:hAnsi="Aptos"/>
-                <w:b w:val="0"/>
-                <w:i w:val="0"/>
-                <w:sz w:val="22"/>
-              </w:rPr>
-              <w:t>L04. Implementacja mikroserwisu nr 2 (np. serwis zamówień) – komunikacja synchroniczna (REST) z serwisem produktów. Obsługa scenariuszy błędów.</w:t>
-            </w:r>
-          </w:p>
-        </w:tc>
-        <w:tc>
-          <w:tcPr>
-            <w:tcW w:type="dxa" w:w="4252"/>
-          </w:tcPr>
-          <w:p>
-            <w:pPr>
-              <w:spacing w:before="20" w:after="20"/>
-            </w:pPr>
-            <w:r>
-              <w:rPr>
-                <w:rFonts w:ascii="Aptos" w:hAnsi="Aptos"/>
-                <w:b w:val="0"/>
-                <w:i w:val="0"/>
-                <w:sz w:val="22"/>
-              </w:rPr>
-            </w:r>
-          </w:p>
-        </w:tc>
-      </w:tr>
-      <w:tr>
-        <w:tc>
-          <w:tcPr>
-            <w:tcW w:type="dxa" w:w="680"/>
-          </w:tcPr>
-          <w:p>
-            <w:pPr>
-              <w:spacing w:before="20" w:after="20"/>
-            </w:pPr>
-            <w:r>
-              <w:rPr>
-                <w:rFonts w:ascii="Aptos" w:hAnsi="Aptos"/>
-                <w:b w:val="0"/>
-                <w:i w:val="0"/>
-                <w:sz w:val="22"/>
-              </w:rPr>
-              <w:t>20.</w:t>
-            </w:r>
-          </w:p>
-        </w:tc>
-        <w:tc>
-          <w:tcPr>
-            <w:tcW w:type="dxa" w:w="4536"/>
-          </w:tcPr>
-          <w:p>
-            <w:pPr>
-              <w:spacing w:before="20" w:after="20"/>
-            </w:pPr>
-            <w:r>
-              <w:rPr>
-                <w:rFonts w:ascii="Aptos" w:hAnsi="Aptos"/>
-                <w:b w:val="0"/>
-                <w:i w:val="0"/>
-                <w:sz w:val="22"/>
-              </w:rPr>
-              <w:t>L05. Konfiguracja RabbitMQ w Docker Compose. Implementacja komunikacji asynchronicznej między serwisami (zdarzenie OrderPlaced → serwis notyfikacji).</w:t>
-            </w:r>
-          </w:p>
-        </w:tc>
-        <w:tc>
-          <w:tcPr>
-            <w:tcW w:type="dxa" w:w="4252"/>
-          </w:tcPr>
-          <w:p>
-            <w:pPr>
-              <w:spacing w:before="20" w:after="20"/>
-            </w:pPr>
-            <w:r>
-              <w:rPr>
-                <w:rFonts w:ascii="Aptos" w:hAnsi="Aptos"/>
-                <w:b w:val="0"/>
-                <w:i w:val="0"/>
-                <w:sz w:val="22"/>
-              </w:rPr>
-            </w:r>
-          </w:p>
-        </w:tc>
-      </w:tr>
-      <w:tr>
-        <w:tc>
-          <w:tcPr>
-            <w:tcW w:type="dxa" w:w="680"/>
-          </w:tcPr>
-          <w:p>
-            <w:pPr>
-              <w:spacing w:before="20" w:after="20"/>
-            </w:pPr>
-            <w:r>
-              <w:rPr>
-                <w:rFonts w:ascii="Aptos" w:hAnsi="Aptos"/>
-                <w:b w:val="0"/>
-                <w:i w:val="0"/>
-                <w:sz w:val="22"/>
-              </w:rPr>
-              <w:t>21.</w:t>
-            </w:r>
-          </w:p>
-        </w:tc>
-        <w:tc>
-          <w:tcPr>
-            <w:tcW w:type="dxa" w:w="4536"/>
-          </w:tcPr>
-          <w:p>
-            <w:pPr>
-              <w:spacing w:before="20" w:after="20"/>
-            </w:pPr>
-            <w:r>
-              <w:rPr>
-                <w:rFonts w:ascii="Aptos" w:hAnsi="Aptos"/>
-                <w:b w:val="0"/>
-                <w:i w:val="0"/>
-                <w:sz w:val="22"/>
-              </w:rPr>
-              <w:t>L06. Implementacja API Gateway w NGINX lub jako mikroserwis Node.js – routing do serwisów backendu, uwierzytelnianie JWT, rate limiting.</w:t>
-            </w:r>
-          </w:p>
-        </w:tc>
-        <w:tc>
-          <w:tcPr>
-            <w:tcW w:type="dxa" w:w="4252"/>
-          </w:tcPr>
-          <w:p>
-            <w:pPr>
-              <w:spacing w:before="20" w:after="20"/>
-            </w:pPr>
-            <w:r>
-              <w:rPr>
-                <w:rFonts w:ascii="Aptos" w:hAnsi="Aptos"/>
-                <w:b w:val="0"/>
-                <w:i w:val="0"/>
-                <w:sz w:val="22"/>
-              </w:rPr>
-            </w:r>
-          </w:p>
-        </w:tc>
-      </w:tr>
-      <w:tr>
-        <w:tc>
-          <w:tcPr>
-            <w:tcW w:type="dxa" w:w="680"/>
-          </w:tcPr>
-          <w:p>
-            <w:pPr>
-              <w:spacing w:before="20" w:after="20"/>
-            </w:pPr>
-            <w:r>
-              <w:rPr>
-                <w:rFonts w:ascii="Aptos" w:hAnsi="Aptos"/>
-                <w:b w:val="0"/>
-                <w:i w:val="0"/>
-                <w:sz w:val="22"/>
-              </w:rPr>
-              <w:t>22.</w:t>
-            </w:r>
-          </w:p>
-        </w:tc>
-        <w:tc>
-          <w:tcPr>
-            <w:tcW w:type="dxa" w:w="4536"/>
-          </w:tcPr>
-          <w:p>
-            <w:pPr>
-              <w:spacing w:before="20" w:after="20"/>
-            </w:pPr>
-            <w:r>
-              <w:rPr>
-                <w:rFonts w:ascii="Aptos" w:hAnsi="Aptos"/>
-                <w:b w:val="0"/>
-                <w:i w:val="0"/>
-                <w:sz w:val="22"/>
-              </w:rPr>
-              <w:t>L07. Wzorzec Circuit Breaker z użyciem biblioteki opossum (Node.js). Symulowanie awarii serwisu i testowanie mechanizmów fallback.</w:t>
-            </w:r>
-          </w:p>
-        </w:tc>
-        <w:tc>
-          <w:tcPr>
-            <w:tcW w:type="dxa" w:w="4252"/>
-          </w:tcPr>
-          <w:p>
-            <w:pPr>
-              <w:spacing w:before="20" w:after="20"/>
-            </w:pPr>
-            <w:r>
-              <w:rPr>
-                <w:rFonts w:ascii="Aptos" w:hAnsi="Aptos"/>
-                <w:b w:val="0"/>
-                <w:i w:val="0"/>
-                <w:sz w:val="22"/>
-              </w:rPr>
-            </w:r>
-          </w:p>
-        </w:tc>
-      </w:tr>
-      <w:tr>
-        <w:tc>
-          <w:tcPr>
-            <w:tcW w:type="dxa" w:w="680"/>
-          </w:tcPr>
-          <w:p>
-            <w:pPr>
-              <w:spacing w:before="20" w:after="20"/>
-            </w:pPr>
-            <w:r>
-              <w:rPr>
-                <w:rFonts w:ascii="Aptos" w:hAnsi="Aptos"/>
-                <w:b w:val="0"/>
-                <w:i w:val="0"/>
-                <w:sz w:val="22"/>
-              </w:rPr>
-              <w:t>23.</w:t>
-            </w:r>
-          </w:p>
-        </w:tc>
-        <w:tc>
-          <w:tcPr>
-            <w:tcW w:type="dxa" w:w="4536"/>
-          </w:tcPr>
-          <w:p>
-            <w:pPr>
-              <w:spacing w:before="20" w:after="20"/>
-            </w:pPr>
-            <w:r>
-              <w:rPr>
-                <w:rFonts w:ascii="Aptos" w:hAnsi="Aptos"/>
-                <w:b w:val="0"/>
-                <w:i w:val="0"/>
-                <w:sz w:val="22"/>
-              </w:rPr>
-              <w:t>L08. Podstawy Webpack Module Federation – konfiguracja hosta i remotu. Pierwszy mikrofrontend wystawiający komponent React/Vue.</w:t>
-            </w:r>
-          </w:p>
-        </w:tc>
-        <w:tc>
-          <w:tcPr>
-            <w:tcW w:type="dxa" w:w="4252"/>
-          </w:tcPr>
-          <w:p>
-            <w:pPr>
-              <w:spacing w:before="20" w:after="20"/>
-            </w:pPr>
-            <w:r>
-              <w:rPr>
-                <w:rFonts w:ascii="Aptos" w:hAnsi="Aptos"/>
-                <w:b w:val="0"/>
-                <w:i w:val="0"/>
-                <w:sz w:val="22"/>
-              </w:rPr>
-            </w:r>
-          </w:p>
-        </w:tc>
-      </w:tr>
-      <w:tr>
-        <w:tc>
-          <w:tcPr>
-            <w:tcW w:type="dxa" w:w="680"/>
-          </w:tcPr>
-          <w:p>
-            <w:pPr>
-              <w:spacing w:before="20" w:after="20"/>
-            </w:pPr>
-            <w:r>
-              <w:rPr>
-                <w:rFonts w:ascii="Aptos" w:hAnsi="Aptos"/>
-                <w:b w:val="0"/>
-                <w:i w:val="0"/>
-                <w:sz w:val="22"/>
-              </w:rPr>
-              <w:t>24.</w:t>
-            </w:r>
-          </w:p>
-        </w:tc>
-        <w:tc>
-          <w:tcPr>
-            <w:tcW w:type="dxa" w:w="4536"/>
-          </w:tcPr>
-          <w:p>
-            <w:pPr>
-              <w:spacing w:before="20" w:after="20"/>
-            </w:pPr>
-            <w:r>
-              <w:rPr>
-                <w:rFonts w:ascii="Aptos" w:hAnsi="Aptos"/>
-                <w:b w:val="0"/>
-                <w:i w:val="0"/>
-                <w:sz w:val="22"/>
-              </w:rPr>
-              <w:t>L09. Budowa aplikacji Shell – integracja co najmniej dwóch niezależnych modułów mikrofrontendowych. Dynamiczne ładowanie modułów.</w:t>
-            </w:r>
-          </w:p>
-        </w:tc>
-        <w:tc>
-          <w:tcPr>
-            <w:tcW w:type="dxa" w:w="4252"/>
-          </w:tcPr>
-          <w:p>
-            <w:pPr>
-              <w:spacing w:before="20" w:after="20"/>
-            </w:pPr>
-            <w:r>
-              <w:rPr>
-                <w:rFonts w:ascii="Aptos" w:hAnsi="Aptos"/>
-                <w:b w:val="0"/>
-                <w:i w:val="0"/>
-                <w:sz w:val="22"/>
-              </w:rPr>
-            </w:r>
-          </w:p>
-        </w:tc>
-      </w:tr>
-      <w:tr>
-        <w:tc>
-          <w:tcPr>
-            <w:tcW w:type="dxa" w:w="680"/>
-          </w:tcPr>
-          <w:p>
-            <w:pPr>
-              <w:spacing w:before="20" w:after="20"/>
-            </w:pPr>
-            <w:r>
-              <w:rPr>
-                <w:rFonts w:ascii="Aptos" w:hAnsi="Aptos"/>
-                <w:b w:val="0"/>
-                <w:i w:val="0"/>
-                <w:sz w:val="22"/>
-              </w:rPr>
-              <w:t>25.</w:t>
-            </w:r>
-          </w:p>
-        </w:tc>
-        <w:tc>
-          <w:tcPr>
-            <w:tcW w:type="dxa" w:w="4536"/>
-          </w:tcPr>
-          <w:p>
-            <w:pPr>
-              <w:spacing w:before="20" w:after="20"/>
-            </w:pPr>
-            <w:r>
-              <w:rPr>
-                <w:rFonts w:ascii="Aptos" w:hAnsi="Aptos"/>
-                <w:b w:val="0"/>
-                <w:i w:val="0"/>
-                <w:sz w:val="22"/>
-              </w:rPr>
-              <w:t>L10. Routing w aplikacji mikrofrontendowej. Komunikacja między modułami przy użyciu Custom Events i współdzielonego Event Bus.</w:t>
-            </w:r>
-          </w:p>
-        </w:tc>
-        <w:tc>
-          <w:tcPr>
-            <w:tcW w:type="dxa" w:w="4252"/>
-          </w:tcPr>
-          <w:p>
-            <w:pPr>
-              <w:spacing w:before="20" w:after="20"/>
-            </w:pPr>
-            <w:r>
-              <w:rPr>
-                <w:rFonts w:ascii="Aptos" w:hAnsi="Aptos"/>
-                <w:b w:val="0"/>
-                <w:i w:val="0"/>
-                <w:sz w:val="22"/>
-              </w:rPr>
-            </w:r>
-          </w:p>
-        </w:tc>
-      </w:tr>
-      <w:tr>
-        <w:tc>
-          <w:tcPr>
-            <w:tcW w:type="dxa" w:w="680"/>
-          </w:tcPr>
-          <w:p>
-            <w:pPr>
-              <w:spacing w:before="20" w:after="20"/>
-            </w:pPr>
-            <w:r>
-              <w:rPr>
-                <w:rFonts w:ascii="Aptos" w:hAnsi="Aptos"/>
-                <w:b w:val="0"/>
-                <w:i w:val="0"/>
-                <w:sz w:val="22"/>
-              </w:rPr>
-              <w:t>26.</w:t>
-            </w:r>
-          </w:p>
-        </w:tc>
-        <w:tc>
-          <w:tcPr>
-            <w:tcW w:type="dxa" w:w="4536"/>
-          </w:tcPr>
-          <w:p>
-            <w:pPr>
-              <w:spacing w:before="20" w:after="20"/>
-            </w:pPr>
-            <w:r>
-              <w:rPr>
-                <w:rFonts w:ascii="Aptos" w:hAnsi="Aptos"/>
-                <w:b w:val="0"/>
-                <w:i w:val="0"/>
-                <w:sz w:val="22"/>
-              </w:rPr>
-              <w:t>L11. Przygotowanie pełnego środowiska Docker Compose: backend (mikroserwisy + broker + baza danych) + frontend (shell + moduły). Demonstracja pełnej aplikacji.</w:t>
-            </w:r>
-          </w:p>
-        </w:tc>
-        <w:tc>
-          <w:tcPr>
-            <w:tcW w:type="dxa" w:w="4252"/>
-          </w:tcPr>
-          <w:p>
-            <w:pPr>
-              <w:spacing w:before="20" w:after="20"/>
-            </w:pPr>
-            <w:r>
-              <w:rPr>
-                <w:rFonts w:ascii="Aptos" w:hAnsi="Aptos"/>
-                <w:b w:val="0"/>
-                <w:i w:val="0"/>
-                <w:sz w:val="22"/>
-              </w:rPr>
-            </w:r>
-          </w:p>
-        </w:tc>
-      </w:tr>
-      <w:tr>
-        <w:tc>
-          <w:tcPr>
-            <w:tcW w:type="dxa" w:w="680"/>
-          </w:tcPr>
-          <w:p>
-            <w:pPr>
-              <w:spacing w:before="20" w:after="20"/>
-            </w:pPr>
-            <w:r>
-              <w:rPr>
-                <w:rFonts w:ascii="Aptos" w:hAnsi="Aptos"/>
-                <w:b w:val="0"/>
-                <w:i w:val="0"/>
-                <w:sz w:val="22"/>
-              </w:rPr>
-              <w:t>27.</w:t>
-            </w:r>
-          </w:p>
-        </w:tc>
-        <w:tc>
-          <w:tcPr>
-            <w:tcW w:type="dxa" w:w="4536"/>
-          </w:tcPr>
-          <w:p>
-            <w:pPr>
-              <w:spacing w:before="20" w:after="20"/>
-            </w:pPr>
-            <w:r>
-              <w:rPr>
-                <w:rFonts w:ascii="Aptos" w:hAnsi="Aptos"/>
-                <w:b w:val="0"/>
-                <w:i w:val="0"/>
-                <w:sz w:val="22"/>
-              </w:rPr>
-              <w:t>L12. Wdrożenie na Kubernetes (lokalnie: Minikube lub k3s) – tworzenie manifestów Deployment i Service dla każdego mikroserwisu. Konfiguracja Ingress.</w:t>
-            </w:r>
-          </w:p>
-        </w:tc>
-        <w:tc>
-          <w:tcPr>
-            <w:tcW w:type="dxa" w:w="4252"/>
-          </w:tcPr>
-          <w:p>
-            <w:pPr>
-              <w:spacing w:before="20" w:after="20"/>
-            </w:pPr>
-            <w:r>
-              <w:rPr>
-                <w:rFonts w:ascii="Aptos" w:hAnsi="Aptos"/>
-                <w:b w:val="0"/>
-                <w:i w:val="0"/>
-                <w:sz w:val="22"/>
-              </w:rPr>
-            </w:r>
-          </w:p>
-        </w:tc>
-      </w:tr>
-      <w:tr>
-        <w:tc>
-          <w:tcPr>
-            <w:tcW w:type="dxa" w:w="680"/>
-          </w:tcPr>
-          <w:p>
-            <w:pPr>
-              <w:spacing w:before="20" w:after="20"/>
-            </w:pPr>
-            <w:r>
-              <w:rPr>
-                <w:rFonts w:ascii="Aptos" w:hAnsi="Aptos"/>
-                <w:b w:val="0"/>
-                <w:i w:val="0"/>
-                <w:sz w:val="22"/>
-              </w:rPr>
-              <w:t>28.</w:t>
-            </w:r>
-          </w:p>
-        </w:tc>
-        <w:tc>
-          <w:tcPr>
-            <w:tcW w:type="dxa" w:w="4536"/>
-          </w:tcPr>
-          <w:p>
-            <w:pPr>
-              <w:spacing w:before="20" w:after="20"/>
-            </w:pPr>
-            <w:r>
-              <w:rPr>
-                <w:rFonts w:ascii="Aptos" w:hAnsi="Aptos"/>
-                <w:b w:val="0"/>
-                <w:i w:val="0"/>
-                <w:sz w:val="22"/>
-              </w:rPr>
-              <w:t>L13. Skalowanie i monitorowanie w Kubernetes – HPA, metryki (kubectl top), probes (liveness, readiness). Podstawy Helm: pakietowanie aplikacji jako Helm chart.</w:t>
-            </w:r>
-          </w:p>
-        </w:tc>
-        <w:tc>
-          <w:tcPr>
-            <w:tcW w:type="dxa" w:w="4252"/>
-          </w:tcPr>
-          <w:p>
-            <w:pPr>
-              <w:spacing w:before="20" w:after="20"/>
-            </w:pPr>
-            <w:r>
-              <w:rPr>
-                <w:rFonts w:ascii="Aptos" w:hAnsi="Aptos"/>
-                <w:b w:val="0"/>
-                <w:i w:val="0"/>
-                <w:sz w:val="22"/>
-              </w:rPr>
-            </w:r>
-          </w:p>
-        </w:tc>
-      </w:tr>
-      <w:tr>
-        <w:tc>
-          <w:tcPr>
-            <w:tcW w:type="dxa" w:w="680"/>
-          </w:tcPr>
-          <w:p>
-            <w:pPr>
-              <w:spacing w:before="20" w:after="20"/>
-            </w:pPr>
-            <w:r>
-              <w:rPr>
-                <w:rFonts w:ascii="Aptos" w:hAnsi="Aptos"/>
-                <w:b w:val="0"/>
-                <w:i w:val="0"/>
-                <w:sz w:val="22"/>
-              </w:rPr>
-              <w:t>29.</w:t>
-            </w:r>
-          </w:p>
-        </w:tc>
-        <w:tc>
-          <w:tcPr>
-            <w:tcW w:type="dxa" w:w="4536"/>
-          </w:tcPr>
-          <w:p>
-            <w:pPr>
-              <w:spacing w:before="20" w:after="20"/>
-            </w:pPr>
-            <w:r>
-              <w:rPr>
-                <w:rFonts w:ascii="Aptos" w:hAnsi="Aptos"/>
-                <w:b w:val="0"/>
-                <w:i w:val="0"/>
-                <w:sz w:val="22"/>
-              </w:rPr>
-              <w:t>L14. Przegląd i obrona projektów końcowych – prezentacja architektury, demonstracja działającego systemu, dyskusja decyzji projektowych.</w:t>
-            </w:r>
-          </w:p>
-        </w:tc>
-        <w:tc>
-          <w:tcPr>
-            <w:tcW w:type="dxa" w:w="4252"/>
-          </w:tcPr>
-          <w:p>
-            <w:pPr>
-              <w:spacing w:before="20" w:after="20"/>
-            </w:pPr>
-            <w:r>
-              <w:rPr>
-                <w:rFonts w:ascii="Aptos" w:hAnsi="Aptos"/>
-                <w:b w:val="0"/>
-                <w:i w:val="0"/>
-                <w:sz w:val="22"/>
-              </w:rPr>
-            </w:r>
-          </w:p>
-        </w:tc>
-      </w:tr>
-      <w:tr>
-        <w:tc>
-          <w:tcPr>
-            <w:tcW w:type="dxa" w:w="680"/>
-          </w:tcPr>
-          <w:p>
-            <w:pPr>
-              <w:spacing w:before="20" w:after="20"/>
-            </w:pPr>
-            <w:r>
-              <w:rPr>
-                <w:rFonts w:ascii="Aptos" w:hAnsi="Aptos"/>
-                <w:b w:val="0"/>
-                <w:i w:val="0"/>
-                <w:sz w:val="22"/>
-              </w:rPr>
-              <w:t>30.</w:t>
-            </w:r>
-          </w:p>
-        </w:tc>
-        <w:tc>
-          <w:tcPr>
-            <w:tcW w:type="dxa" w:w="4536"/>
-          </w:tcPr>
-          <w:p>
-            <w:pPr>
-              <w:spacing w:before="20" w:after="20"/>
-            </w:pPr>
-            <w:r>
-              <w:rPr>
-                <w:rFonts w:ascii="Aptos" w:hAnsi="Aptos"/>
-                <w:b w:val="0"/>
-                <w:i w:val="0"/>
-                <w:sz w:val="22"/>
-              </w:rPr>
               <w:t>L15. Podsumowanie zajęć laboratoryjnych, omówienie wyników projektów, wskazówki do dalszego rozwoju (cloud providers: AWS ECS/EKS, GCP GKE, Azure AKS).</w:t>
-            </w:r>
-          </w:p>
-        </w:tc>
-        <w:tc>
-          <w:tcPr>
-            <w:tcW w:type="dxa" w:w="4252"/>
-          </w:tcPr>
-          <w:p>
-            <w:pPr>
-              <w:spacing w:before="20" w:after="20"/>
-            </w:pPr>
-            <w:r>
-              <w:rPr>
-                <w:rFonts w:ascii="Aptos" w:hAnsi="Aptos"/>
-                <w:b w:val="0"/>
-                <w:i w:val="0"/>
-                <w:sz w:val="22"/>
-              </w:rPr>
             </w:r>
           </w:p>
         </w:tc>

--- a/public/assets/files/niestacjonarne/AMM.docx
+++ b/public/assets/files/niestacjonarne/AMM.docx
@@ -599,7 +599,7 @@
                 <w:i w:val="0"/>
                 <w:sz w:val="22"/>
               </w:rPr>
-              <w:t>5</w:t>
+              <w:t>6</w:t>
             </w:r>
           </w:p>
         </w:tc>

--- a/public/assets/files/niestacjonarne/AMM.docx
+++ b/public/assets/files/niestacjonarne/AMM.docx
@@ -3309,6 +3309,7 @@
                 <w:i w:val="0"/>
                 <w:sz w:val="22"/>
               </w:rPr>
+              <w:t>K_W14</w:t>
             </w:r>
           </w:p>
         </w:tc>
@@ -3346,7 +3347,7 @@
                 <w:i w:val="0"/>
                 <w:sz w:val="22"/>
               </w:rPr>
-              <w:t>egzamin pisemny z zadaniami problemowymi; raport z wykonanego zadania; prezentacja projektu i dokumentacji; obrona projektu</w:t>
+              <w:t>egzamin pisemny z zadaniami problemowymi</w:t>
             </w:r>
           </w:p>
         </w:tc>
@@ -3367,6 +3368,7 @@
                 <w:i w:val="0"/>
                 <w:sz w:val="22"/>
               </w:rPr>
+              <w:t>K_W14</w:t>
             </w:r>
           </w:p>
         </w:tc>
@@ -3404,7 +3406,7 @@
                 <w:i w:val="0"/>
                 <w:sz w:val="22"/>
               </w:rPr>
-              <w:t>egzamin pisemny z zadaniami problemowymi; raport z wykonanego zadania; prezentacja projektu i dokumentacji; obrona projektu</w:t>
+              <w:t>egzamin pisemny z zadaniami problemowymi</w:t>
             </w:r>
           </w:p>
         </w:tc>
@@ -3425,6 +3427,7 @@
                 <w:i w:val="0"/>
                 <w:sz w:val="22"/>
               </w:rPr>
+              <w:t>K_W08</w:t>
             </w:r>
           </w:p>
         </w:tc>
@@ -3462,7 +3465,7 @@
                 <w:i w:val="0"/>
                 <w:sz w:val="22"/>
               </w:rPr>
-              <w:t>egzamin pisemny z zadaniami problemowymi; raport z wykonanego zadania; prezentacja projektu i dokumentacji; obrona projektu</w:t>
+              <w:t>egzamin pisemny z zadaniami problemowymi</w:t>
             </w:r>
           </w:p>
         </w:tc>
@@ -3483,6 +3486,7 @@
                 <w:i w:val="0"/>
                 <w:sz w:val="22"/>
               </w:rPr>
+              <w:t>K_W14</w:t>
             </w:r>
           </w:p>
         </w:tc>
@@ -3520,7 +3524,7 @@
                 <w:i w:val="0"/>
                 <w:sz w:val="22"/>
               </w:rPr>
-              <w:t>egzamin pisemny z zadaniami problemowymi; raport z wykonanego zadania; prezentacja projektu i dokumentacji; obrona projektu</w:t>
+              <w:t>egzamin pisemny z zadaniami problemowymi</w:t>
             </w:r>
           </w:p>
         </w:tc>
@@ -3541,6 +3545,7 @@
                 <w:i w:val="0"/>
                 <w:sz w:val="22"/>
               </w:rPr>
+              <w:t>K_W21</w:t>
             </w:r>
           </w:p>
         </w:tc>
@@ -3578,7 +3583,7 @@
                 <w:i w:val="0"/>
                 <w:sz w:val="22"/>
               </w:rPr>
-              <w:t>egzamin pisemny z zadaniami problemowymi; raport z wykonanego zadania; prezentacja projektu i dokumentacji; obrona projektu</w:t>
+              <w:t>egzamin pisemny z zadaniami problemowymi</w:t>
             </w:r>
           </w:p>
         </w:tc>
@@ -3599,6 +3604,7 @@
                 <w:i w:val="0"/>
                 <w:sz w:val="22"/>
               </w:rPr>
+              <w:t>K_W08</w:t>
             </w:r>
           </w:p>
         </w:tc>
@@ -3636,7 +3642,7 @@
                 <w:i w:val="0"/>
                 <w:sz w:val="22"/>
               </w:rPr>
-              <w:t>egzamin pisemny z zadaniami problemowymi; raport z wykonanego zadania; prezentacja projektu i dokumentacji; obrona projektu</w:t>
+              <w:t>egzamin pisemny z zadaniami problemowymi</w:t>
             </w:r>
           </w:p>
         </w:tc>
@@ -3657,6 +3663,7 @@
                 <w:i w:val="0"/>
                 <w:sz w:val="22"/>
               </w:rPr>
+              <w:t>K_W23</w:t>
             </w:r>
           </w:p>
         </w:tc>
@@ -3694,7 +3701,7 @@
                 <w:i w:val="0"/>
                 <w:sz w:val="22"/>
               </w:rPr>
-              <w:t>egzamin pisemny z zadaniami problemowymi; raport z wykonanego zadania; prezentacja projektu i dokumentacji; obrona projektu</w:t>
+              <w:t>egzamin pisemny z zadaniami problemowymi</w:t>
             </w:r>
           </w:p>
         </w:tc>
@@ -3820,6 +3827,7 @@
                 <w:i w:val="0"/>
                 <w:sz w:val="22"/>
               </w:rPr>
+              <w:t>K_U19</w:t>
             </w:r>
           </w:p>
         </w:tc>
@@ -3857,7 +3865,7 @@
                 <w:i w:val="0"/>
                 <w:sz w:val="22"/>
               </w:rPr>
-              <w:t>egzamin pisemny z zadaniami problemowymi; raport z wykonanego zadania; prezentacja projektu i dokumentacji; obrona projektu</w:t>
+              <w:t>raport z wykonanego zadania, prezentacja projektu i dokumentacji, obrona projektu</w:t>
             </w:r>
           </w:p>
         </w:tc>
@@ -3878,6 +3886,7 @@
                 <w:i w:val="0"/>
                 <w:sz w:val="22"/>
               </w:rPr>
+              <w:t>K_U28</w:t>
             </w:r>
           </w:p>
         </w:tc>
@@ -3915,7 +3924,7 @@
                 <w:i w:val="0"/>
                 <w:sz w:val="22"/>
               </w:rPr>
-              <w:t>egzamin pisemny z zadaniami problemowymi; raport z wykonanego zadania; prezentacja projektu i dokumentacji; obrona projektu</w:t>
+              <w:t>raport z wykonanego zadania, prezentacja projektu i dokumentacji, obrona projektu</w:t>
             </w:r>
           </w:p>
         </w:tc>
@@ -3936,6 +3945,7 @@
                 <w:i w:val="0"/>
                 <w:sz w:val="22"/>
               </w:rPr>
+              <w:t>K_U27</w:t>
             </w:r>
           </w:p>
         </w:tc>
@@ -3973,7 +3983,7 @@
                 <w:i w:val="0"/>
                 <w:sz w:val="22"/>
               </w:rPr>
-              <w:t>egzamin pisemny z zadaniami problemowymi; raport z wykonanego zadania; prezentacja projektu i dokumentacji; obrona projektu</w:t>
+              <w:t>raport z wykonanego zadania, prezentacja projektu i dokumentacji, obrona projektu</w:t>
             </w:r>
           </w:p>
         </w:tc>
@@ -3994,6 +4004,7 @@
                 <w:i w:val="0"/>
                 <w:sz w:val="22"/>
               </w:rPr>
+              <w:t>K_U24</w:t>
             </w:r>
           </w:p>
         </w:tc>
@@ -4031,7 +4042,7 @@
                 <w:i w:val="0"/>
                 <w:sz w:val="22"/>
               </w:rPr>
-              <w:t>egzamin pisemny z zadaniami problemowymi; raport z wykonanego zadania; prezentacja projektu i dokumentacji; obrona projektu</w:t>
+              <w:t>raport z wykonanego zadania, prezentacja projektu i dokumentacji, obrona projektu</w:t>
             </w:r>
           </w:p>
         </w:tc>
@@ -4052,6 +4063,7 @@
                 <w:i w:val="0"/>
                 <w:sz w:val="22"/>
               </w:rPr>
+              <w:t>K_U28</w:t>
             </w:r>
           </w:p>
         </w:tc>
@@ -4089,7 +4101,7 @@
                 <w:i w:val="0"/>
                 <w:sz w:val="22"/>
               </w:rPr>
-              <w:t>egzamin pisemny z zadaniami problemowymi; raport z wykonanego zadania; prezentacja projektu i dokumentacji; obrona projektu</w:t>
+              <w:t>raport z wykonanego zadania, prezentacja projektu i dokumentacji, obrona projektu</w:t>
             </w:r>
           </w:p>
         </w:tc>
@@ -4110,6 +4122,7 @@
                 <w:i w:val="0"/>
                 <w:sz w:val="22"/>
               </w:rPr>
+              <w:t>K_U21</w:t>
             </w:r>
           </w:p>
         </w:tc>
@@ -4147,7 +4160,7 @@
                 <w:i w:val="0"/>
                 <w:sz w:val="22"/>
               </w:rPr>
-              <w:t>egzamin pisemny z zadaniami problemowymi; raport z wykonanego zadania; prezentacja projektu i dokumentacji; obrona projektu</w:t>
+              <w:t>raport z wykonanego zadania, prezentacja projektu i dokumentacji, obrona projektu</w:t>
             </w:r>
           </w:p>
         </w:tc>
@@ -4168,6 +4181,7 @@
                 <w:i w:val="0"/>
                 <w:sz w:val="22"/>
               </w:rPr>
+              <w:t>K_U27</w:t>
             </w:r>
           </w:p>
         </w:tc>
@@ -4205,7 +4219,7 @@
                 <w:i w:val="0"/>
                 <w:sz w:val="22"/>
               </w:rPr>
-              <w:t>egzamin pisemny z zadaniami problemowymi; raport z wykonanego zadania; prezentacja projektu i dokumentacji; obrona projektu</w:t>
+              <w:t>raport z wykonanego zadania, prezentacja projektu i dokumentacji, obrona projektu</w:t>
             </w:r>
           </w:p>
         </w:tc>
@@ -4331,6 +4345,7 @@
                 <w:i w:val="0"/>
                 <w:sz w:val="22"/>
               </w:rPr>
+              <w:t>K_K04</w:t>
             </w:r>
           </w:p>
         </w:tc>
@@ -4368,7 +4383,7 @@
                 <w:i w:val="0"/>
                 <w:sz w:val="22"/>
               </w:rPr>
-              <w:t>egzamin pisemny z zadaniami problemowymi; raport z wykonanego zadania; prezentacja projektu i dokumentacji; obrona projektu</w:t>
+              <w:t>raport z wykonanego zadania, prezentacja projektu i dokumentacji, obrona projektu</w:t>
             </w:r>
           </w:p>
         </w:tc>
@@ -4389,6 +4404,7 @@
                 <w:i w:val="0"/>
                 <w:sz w:val="22"/>
               </w:rPr>
+              <w:t>K_K05</w:t>
             </w:r>
           </w:p>
         </w:tc>
@@ -4426,7 +4442,7 @@
                 <w:i w:val="0"/>
                 <w:sz w:val="22"/>
               </w:rPr>
-              <w:t>egzamin pisemny z zadaniami problemowymi; raport z wykonanego zadania; prezentacja projektu i dokumentacji; obrona projektu</w:t>
+              <w:t>raport z wykonanego zadania, prezentacja projektu i dokumentacji, obrona projektu</w:t>
             </w:r>
           </w:p>
         </w:tc>
@@ -4447,6 +4463,7 @@
                 <w:i w:val="0"/>
                 <w:sz w:val="22"/>
               </w:rPr>
+              <w:t>K_K03</w:t>
             </w:r>
           </w:p>
         </w:tc>
@@ -4484,7 +4501,7 @@
                 <w:i w:val="0"/>
                 <w:sz w:val="22"/>
               </w:rPr>
-              <w:t>egzamin pisemny z zadaniami problemowymi; raport z wykonanego zadania; prezentacja projektu i dokumentacji; obrona projektu</w:t>
+              <w:t>raport z wykonanego zadania, prezentacja projektu i dokumentacji, obrona projektu</w:t>
             </w:r>
           </w:p>
         </w:tc>
